--- a/dokumentumok/projekt_specifikácio.docx
+++ b/dokumentumok/projekt_specifikácio.docx
@@ -1,6 +1,6 @@
 
 <file path=word/document.xml><?xml version="1.0" encoding="utf-8"?>
-<w:document xmlns:wpc="http://schemas.microsoft.com/office/word/2010/wordprocessingCanvas" xmlns:cx="http://schemas.microsoft.com/office/drawing/2014/chartex" xmlns:cx1="http://schemas.microsoft.com/office/drawing/2015/9/8/chartex" xmlns:cx2="http://schemas.microsoft.com/office/drawing/2015/10/21/chartex" xmlns:cx3="http://schemas.microsoft.com/office/drawing/2016/5/9/chartex" xmlns:cx4="http://schemas.microsoft.com/office/drawing/2016/5/10/chartex" xmlns:cx5="http://schemas.microsoft.com/office/drawing/2016/5/11/chartex" xmlns:cx6="http://schemas.microsoft.com/office/drawing/2016/5/12/chartex" xmlns:cx7="http://schemas.microsoft.com/office/drawing/2016/5/13/chartex" xmlns:cx8="http://schemas.microsoft.com/office/drawing/2016/5/14/chartex" xmlns:mc="http://schemas.openxmlformats.org/markup-compatibility/2006" xmlns:aink="http://schemas.microsoft.com/office/drawing/2016/ink" xmlns:am3d="http://schemas.microsoft.com/office/drawing/2017/model3d" xmlns:o="urn:schemas-microsoft-com:office:office" xmlns:r="http://schemas.openxmlformats.org/officeDocument/2006/relationships" xmlns:m="http://schemas.openxmlformats.org/officeDocument/2006/math" xmlns:v="urn:schemas-microsoft-com:vml" xmlns:wp14="http://schemas.microsoft.com/office/word/2010/wordprocessingDrawing" xmlns:wp="http://schemas.openxmlformats.org/drawingml/2006/wordprocessingDrawing" xmlns:w10="urn:schemas-microsoft-com:office:word" xmlns:w="http://schemas.openxmlformats.org/wordprocessingml/2006/main" xmlns:w14="http://schemas.microsoft.com/office/word/2010/wordml" xmlns:w15="http://schemas.microsoft.com/office/word/2012/wordml" xmlns:w16cex="http://schemas.microsoft.com/office/word/2018/wordml/cex" xmlns:w16cid="http://schemas.microsoft.com/office/word/2016/wordml/cid" xmlns:w16="http://schemas.microsoft.com/office/word/2018/wordml" xmlns:w16sdtdh="http://schemas.microsoft.com/office/word/2020/wordml/sdtdatahash" xmlns:w16se="http://schemas.microsoft.com/office/word/2015/wordml/symex" xmlns:wpg="http://schemas.microsoft.com/office/word/2010/wordprocessingGroup" xmlns:wpi="http://schemas.microsoft.com/office/word/2010/wordprocessingInk" xmlns:wne="http://schemas.microsoft.com/office/word/2006/wordml" xmlns:wps="http://schemas.microsoft.com/office/word/2010/wordprocessingShape" mc:Ignorable="w14 w15 w16se w16cid w16 w16cex w16sdtdh wp14">
+<w:document xmlns:wpc="http://schemas.microsoft.com/office/word/2010/wordprocessingCanvas" xmlns:cx="http://schemas.microsoft.com/office/drawing/2014/chartex" xmlns:cx1="http://schemas.microsoft.com/office/drawing/2015/9/8/chartex" xmlns:cx2="http://schemas.microsoft.com/office/drawing/2015/10/21/chartex" xmlns:cx3="http://schemas.microsoft.com/office/drawing/2016/5/9/chartex" xmlns:cx4="http://schemas.microsoft.com/office/drawing/2016/5/10/chartex" xmlns:cx5="http://schemas.microsoft.com/office/drawing/2016/5/11/chartex" xmlns:cx6="http://schemas.microsoft.com/office/drawing/2016/5/12/chartex" xmlns:cx7="http://schemas.microsoft.com/office/drawing/2016/5/13/chartex" xmlns:cx8="http://schemas.microsoft.com/office/drawing/2016/5/14/chartex" xmlns:mc="http://schemas.openxmlformats.org/markup-compatibility/2006" xmlns:aink="http://schemas.microsoft.com/office/drawing/2016/ink" xmlns:am3d="http://schemas.microsoft.com/office/drawing/2017/model3d" xmlns:o="urn:schemas-microsoft-com:office:office" xmlns:oel="http://schemas.microsoft.com/office/2019/extlst" xmlns:r="http://schemas.openxmlformats.org/officeDocument/2006/relationships" xmlns:m="http://schemas.openxmlformats.org/officeDocument/2006/math" xmlns:v="urn:schemas-microsoft-com:vml" xmlns:wp14="http://schemas.microsoft.com/office/word/2010/wordprocessingDrawing" xmlns:wp="http://schemas.openxmlformats.org/drawingml/2006/wordprocessingDrawing" xmlns:w10="urn:schemas-microsoft-com:office:word" xmlns:w="http://schemas.openxmlformats.org/wordprocessingml/2006/main" xmlns:w14="http://schemas.microsoft.com/office/word/2010/wordml" xmlns:w15="http://schemas.microsoft.com/office/word/2012/wordml" xmlns:w16cex="http://schemas.microsoft.com/office/word/2018/wordml/cex" xmlns:w16cid="http://schemas.microsoft.com/office/word/2016/wordml/cid" xmlns:w16="http://schemas.microsoft.com/office/word/2018/wordml" xmlns:w16du="http://schemas.microsoft.com/office/word/2023/wordml/word16du" xmlns:w16sdtdh="http://schemas.microsoft.com/office/word/2020/wordml/sdtdatahash" xmlns:w16sdtfl="http://schemas.microsoft.com/office/word/2024/wordml/sdtformatlock" xmlns:w16se="http://schemas.microsoft.com/office/word/2015/wordml/symex" xmlns:wpg="http://schemas.microsoft.com/office/word/2010/wordprocessingGroup" xmlns:wpi="http://schemas.microsoft.com/office/word/2010/wordprocessingInk" xmlns:wne="http://schemas.microsoft.com/office/word/2006/wordml" xmlns:wps="http://schemas.microsoft.com/office/word/2010/wordprocessingShape" mc:Ignorable="w14 w15 w16se w16cid w16 w16cex w16sdtdh w16sdtfl w16du wp14">
   <w:body>
     <w:p>
       <w:pPr>
@@ -131,7 +131,6 @@
           <w:docPartUnique/>
         </w:docPartObj>
       </w:sdtPr>
-      <w:sdtEndPr/>
       <w:sdtContent>
         <w:p>
           <w:pPr>
@@ -2812,160 +2811,253 @@
       <w:bookmarkEnd w:id="2"/>
     </w:p>
     <w:p>
-      <w:r>
-        <w:t>Az iskolai életben rendszeresen szerveznek különféle programokat – például kirándulásokat, ünnepségeket, versenyeket vagy sportnapokat, amelyek megszervezése és kommunikálása gyakran sok időt és adminisztrációt igényel. A hagyományos módszerek (szóbeli bejelentés, papíros lista, közösségi csoportok) könnyen áttekinthetetlenné válnak, az információk elveszhetnek, illetve a résztvevők közötti kommunikáció hiányossá válhat.</w:t>
+      <w:pPr>
+        <w:rPr>
+          <w:lang w:eastAsia="hu-HU"/>
+        </w:rPr>
+      </w:pPr>
+      <w:bookmarkStart w:id="3" w:name="_Toc210729670"/>
+      <w:r>
+        <w:rPr>
+          <w:lang w:eastAsia="hu-HU"/>
+        </w:rPr>
+        <w:t>Az iskolai életben rendszeresen szerveznek különféle programokat – például kirándulásokat, ünnepségeket, versenyeket vagy sportnapokat. Ezek szervezése és kommunikációja gyakran sok időt és adminisztrációt igényel.</w:t>
+      </w:r>
+    </w:p>
+    <w:p>
+      <w:pPr>
+        <w:rPr>
+          <w:lang w:eastAsia="hu-HU"/>
+        </w:rPr>
+      </w:pPr>
+      <w:r>
+        <w:rPr>
+          <w:lang w:eastAsia="hu-HU"/>
+        </w:rPr>
+        <w:t xml:space="preserve">A hagyományos módszerek (szóbeli bejelentés, papíros lista, közösségi csoportok) könnyen átláthatatlanná válnak, az információk </w:t>
+      </w:r>
+      <w:proofErr w:type="spellStart"/>
+      <w:r>
+        <w:rPr>
+          <w:lang w:eastAsia="hu-HU"/>
+        </w:rPr>
+        <w:t>elveszhetnek</w:t>
+      </w:r>
+      <w:proofErr w:type="spellEnd"/>
+      <w:r>
+        <w:rPr>
+          <w:lang w:eastAsia="hu-HU"/>
+        </w:rPr>
+        <w:t>, és a kommunikáció hiányos lehet.</w:t>
       </w:r>
     </w:p>
     <w:p>
       <w:pPr>
         <w:pStyle w:val="Cmsor2"/>
       </w:pPr>
-      <w:bookmarkStart w:id="3" w:name="_Toc210729670"/>
       <w:r>
         <w:t>Célkitűzés</w:t>
       </w:r>
       <w:bookmarkEnd w:id="3"/>
     </w:p>
     <w:p>
-      <w:bookmarkStart w:id="4" w:name="_Hlk208602717"/>
-      <w:r>
-        <w:t xml:space="preserve">A projekt célja egy olyan digitális eszköz létrehozása, amely központi felületen kezeli az iskolai eseményeket. A pedagógusok létrehozhatják és nyomon követhetik a programokat, a diákok pedig jelentkezhetnek, szavazhatnak, hozzászólhatnak, és értesítéseket kaphatnak a változásokról. </w:t>
-      </w:r>
-    </w:p>
-    <w:p>
-      <w:r>
-        <w:t>A rendszer nem korlátozódik egyetlen intézményre: több iskola is regisztrálhatja magát, és mindegyik önállóan kezelheti a saját osztályait, tanárait és eseményeit. Ezáltal a megoldás nemcsak egy iskola életét könnyíti meg, hanem alkalmas több intézmény eseményeinek hatékony kezelésére is</w:t>
+      <w:r>
+        <w:t>A projekt célja egy olyan webes rendszer létrehozása, amely központi felületen kezeli az iskolai eseményeket.</w:t>
+      </w:r>
+    </w:p>
+    <w:p>
+      <w:r>
+        <w:t>A rendszer lehetővé teszi:</w:t>
+      </w:r>
+    </w:p>
+    <w:p>
+      <w:pPr>
+        <w:pStyle w:val="Listaszerbekezds"/>
+      </w:pPr>
+      <w:r>
+        <w:t>események létrehozását és kezelését</w:t>
+      </w:r>
+    </w:p>
+    <w:p>
+      <w:pPr>
+        <w:pStyle w:val="Listaszerbekezds"/>
+      </w:pPr>
+      <w:r>
+        <w:t>jelentkezések nyomon követését</w:t>
+      </w:r>
+    </w:p>
+    <w:p>
+      <w:pPr>
+        <w:pStyle w:val="Listaszerbekezds"/>
+      </w:pPr>
+      <w:r>
+        <w:t>szavazások lebonyolítását</w:t>
+      </w:r>
+    </w:p>
+    <w:p>
+      <w:pPr>
+        <w:pStyle w:val="Listaszerbekezds"/>
+      </w:pPr>
+      <w:r>
+        <w:t>kommunikációt (kommentek, értesítések)</w:t>
+      </w:r>
+    </w:p>
+    <w:p>
+      <w:r>
+        <w:t>A rendszer több intézmény kezelésére is alkalmas, így skálázható megoldást biztosít.</w:t>
+      </w:r>
+    </w:p>
+    <w:p>
+      <w:pPr>
+        <w:pStyle w:val="Cmsor2"/>
+      </w:pPr>
+      <w:bookmarkStart w:id="4" w:name="_Toc210729671"/>
+      <w:r>
+        <w:t>Célközönség</w:t>
+      </w:r>
+      <w:bookmarkEnd w:id="4"/>
+    </w:p>
+    <w:p>
+      <w:r>
+        <w:t>A rendszer elsősorban az iskolai közösség számára készült, mivel náluk jelentkezik leginkább az az igény, hogy az események szervezése és kommunikációja átlátható, gyors és mindenki számára elérhető legyen</w:t>
+      </w:r>
+      <w:r>
+        <w:t xml:space="preserve"> akár több intézmény számára</w:t>
       </w:r>
       <w:r>
         <w:t>.</w:t>
       </w:r>
-      <w:bookmarkEnd w:id="4"/>
-    </w:p>
-    <w:p>
-      <w:pPr>
-        <w:pStyle w:val="Cmsor2"/>
-      </w:pPr>
-      <w:bookmarkStart w:id="5" w:name="_Toc210729671"/>
-      <w:r>
-        <w:t>Célközönség</w:t>
-      </w:r>
-      <w:bookmarkEnd w:id="5"/>
-    </w:p>
-    <w:p>
-      <w:r>
-        <w:t>A rendszer elsősorban az iskolai közösség számára készült, mivel náluk jelentkezik leginkább az az igény, hogy az események szervezése és kommunikációja átlátható, gyors és mindenki számára elérhető legyen</w:t>
-      </w:r>
-      <w:r>
-        <w:t xml:space="preserve"> akár több intézmény számára</w:t>
-      </w:r>
-      <w:r>
-        <w:t>.</w:t>
-      </w:r>
     </w:p>
     <w:p>
       <w:pPr>
         <w:pStyle w:val="Cmsor1"/>
       </w:pPr>
-      <w:bookmarkStart w:id="6" w:name="_Toc210729672"/>
+      <w:bookmarkStart w:id="5" w:name="_Toc210729672"/>
       <w:r>
         <w:lastRenderedPageBreak/>
         <w:t>Szoftver specifikáció</w:t>
       </w:r>
+      <w:bookmarkEnd w:id="5"/>
+    </w:p>
+    <w:p>
+      <w:pPr>
+        <w:pStyle w:val="Cmsor2"/>
+      </w:pPr>
+      <w:bookmarkStart w:id="6" w:name="_Toc210729673"/>
+      <w:r>
+        <w:t>Megjelenés</w:t>
+      </w:r>
       <w:bookmarkEnd w:id="6"/>
     </w:p>
     <w:p>
       <w:pPr>
-        <w:pStyle w:val="Cmsor2"/>
-      </w:pPr>
-      <w:bookmarkStart w:id="7" w:name="_Toc210729673"/>
-      <w:r>
-        <w:t>Megjelenés</w:t>
-      </w:r>
-      <w:bookmarkEnd w:id="7"/>
-    </w:p>
-    <w:p>
-      <w:pPr>
         <w:pStyle w:val="Cmsor3"/>
       </w:pPr>
-      <w:bookmarkStart w:id="8" w:name="_Hlk208603291"/>
-      <w:bookmarkStart w:id="9" w:name="_Toc210729674"/>
-      <w:r>
-        <w:t>Mobil</w:t>
-      </w:r>
-      <w:r>
-        <w:t>os</w:t>
-      </w:r>
-      <w:r>
-        <w:t xml:space="preserve"> </w:t>
-      </w:r>
-      <w:r>
-        <w:t>felület</w:t>
-      </w:r>
-      <w:bookmarkEnd w:id="8"/>
-      <w:bookmarkEnd w:id="9"/>
+      <w:r>
+        <w:t>Webes felület</w:t>
+      </w:r>
+    </w:p>
+    <w:p>
+      <w:r>
+        <w:t>A rendszer egy reszponzív, egyoldalas webalkalmazás (SPA), amely asztali és mobil böngészőben egyaránt használható.</w:t>
+      </w:r>
+    </w:p>
+    <w:p>
+      <w:r>
+        <w:t>Főbb felületek:</w:t>
+      </w:r>
+    </w:p>
+    <w:p>
+      <w:pPr>
+        <w:pStyle w:val="Listaszerbekezds"/>
+      </w:pPr>
+      <w:r>
+        <w:t>Bejelentkezés / Regisztráció</w:t>
+      </w:r>
+    </w:p>
+    <w:p>
+      <w:pPr>
+        <w:pStyle w:val="Listaszerbekezds"/>
+      </w:pPr>
+      <w:r>
+        <w:t>Főoldal (eseménylista)</w:t>
+      </w:r>
+    </w:p>
+    <w:p>
+      <w:pPr>
+        <w:pStyle w:val="Listaszerbekezds"/>
+      </w:pPr>
+      <w:r>
+        <w:t>Esemény részletező oldal</w:t>
+      </w:r>
+    </w:p>
+    <w:p>
+      <w:pPr>
+        <w:pStyle w:val="Listaszerbekezds"/>
+      </w:pPr>
+      <w:r>
+        <w:t>Esemény létrehozása / szerkesztése</w:t>
+      </w:r>
+    </w:p>
+    <w:p>
+      <w:pPr>
+        <w:pStyle w:val="Listaszerbekezds"/>
+      </w:pPr>
+      <w:r>
+        <w:t>Profil</w:t>
+      </w:r>
+    </w:p>
+    <w:p>
+      <w:r>
+        <w:t>Jellemzők:</w:t>
+      </w:r>
+    </w:p>
+    <w:p>
+      <w:pPr>
+        <w:pStyle w:val="Listaszerbekezds"/>
+      </w:pPr>
+      <w:r>
+        <w:t>letisztult UI</w:t>
+      </w:r>
+    </w:p>
+    <w:p>
+      <w:pPr>
+        <w:pStyle w:val="Listaszerbekezds"/>
+      </w:pPr>
+      <w:r>
+        <w:t>könnyű navigáció</w:t>
+      </w:r>
+    </w:p>
+    <w:p>
+      <w:pPr>
+        <w:pStyle w:val="Listaszerbekezds"/>
+        <w:spacing w:line="600" w:lineRule="auto"/>
+      </w:pPr>
+      <w:r>
+        <w:t>gyors keresés és szűrés</w:t>
+      </w:r>
     </w:p>
     <w:p>
       <w:pPr>
         <w:pStyle w:val="Cmsor5"/>
-        <w:rPr>
-          <w:shd w:val="clear" w:color="auto" w:fill="F8F9FA"/>
-        </w:rPr>
-      </w:pPr>
-      <w:r>
-        <w:rPr>
-          <w:shd w:val="clear" w:color="auto" w:fill="F8F9FA"/>
-        </w:rPr>
-        <w:t>Indítóképernyő</w:t>
-      </w:r>
-      <w:r>
-        <w:rPr>
-          <w:shd w:val="clear" w:color="auto" w:fill="F8F9FA"/>
-        </w:rPr>
-        <w:t>/B</w:t>
-      </w:r>
-      <w:r>
-        <w:rPr>
-          <w:shd w:val="clear" w:color="auto" w:fill="F8F9FA"/>
-        </w:rPr>
-        <w:t>ejelentkezés/</w:t>
-      </w:r>
-      <w:r>
-        <w:rPr>
-          <w:shd w:val="clear" w:color="auto" w:fill="F8F9FA"/>
-        </w:rPr>
-        <w:t>R</w:t>
-      </w:r>
-      <w:r>
-        <w:rPr>
-          <w:shd w:val="clear" w:color="auto" w:fill="F8F9FA"/>
-        </w:rPr>
-        <w:t>egisztráció</w:t>
-      </w:r>
-      <w:r>
-        <w:rPr>
-          <w:shd w:val="clear" w:color="auto" w:fill="F8F9FA"/>
-        </w:rPr>
-        <w:t xml:space="preserve"> koncepciók</w:t>
+      </w:pPr>
+      <w:r>
+        <w:t>Események felkeresésére szolgáló oldal koncepció</w:t>
       </w:r>
     </w:p>
     <w:p>
       <w:pPr>
         <w:pStyle w:val="Cmsor5"/>
+      </w:pPr>
+      <w:r>
         <w:rPr>
           <w:noProof/>
         </w:rPr>
-      </w:pPr>
-      <w:r>
-        <w:rPr>
-          <w:rFonts w:eastAsia="Roboto Mono"/>
-          <w:noProof/>
-          <w:shd w:val="clear" w:color="auto" w:fill="F8F9FA"/>
-        </w:rPr>
         <w:drawing>
-          <wp:inline distT="0" distB="0" distL="0" distR="0" wp14:anchorId="053D46FD" wp14:editId="79AE0106">
-            <wp:extent cx="1388336" cy="2876764"/>
-            <wp:effectExtent l="0" t="0" r="2540" b="0"/>
-            <wp:docPr id="2" name="Kép 2"/>
+          <wp:inline distT="0" distB="0" distL="0" distR="0" wp14:anchorId="1086FEBE" wp14:editId="193046AF">
+            <wp:extent cx="4565193" cy="2568104"/>
+            <wp:effectExtent l="0" t="0" r="6985" b="3810"/>
+            <wp:docPr id="8" name="Kép 8"/>
             <wp:cNvGraphicFramePr>
               <a:graphicFrameLocks xmlns:a="http://schemas.openxmlformats.org/drawingml/2006/main" noChangeAspect="1"/>
             </wp:cNvGraphicFramePr>
@@ -2985,7 +3077,7 @@
                   <pic:spPr>
                     <a:xfrm>
                       <a:off x="0" y="0"/>
-                      <a:ext cx="1442421" cy="2988833"/>
+                      <a:ext cx="4590327" cy="2582243"/>
                     </a:xfrm>
                     <a:prstGeom prst="rect">
                       <a:avLst/>
@@ -2997,17 +3089,40 @@
           </wp:inline>
         </w:drawing>
       </w:r>
-      <w:r>
+    </w:p>
+    <w:p>
+      <w:pPr>
         <w:rPr>
-          <w:rFonts w:eastAsia="Roboto Mono"/>
+          <w:sz w:val="24"/>
+          <w:szCs w:val="24"/>
+        </w:rPr>
+      </w:pPr>
+      <w:r>
+        <w:t>Az események felkeresésére szolgáló oldal átlátható eseménylistát és keresőfelületet kínál a felhasználók számára, lehetővé téve, hogy gyorsan megtalálják a számukra érdekes eseményeket.</w:t>
+      </w:r>
+    </w:p>
+    <w:p>
+      <w:pPr>
+        <w:pStyle w:val="Cmsor5"/>
+      </w:pPr>
+      <w:r>
+        <w:lastRenderedPageBreak/>
+        <w:t>Események feltöltéséhez szolgáló oldal koncepció</w:t>
+      </w:r>
+    </w:p>
+    <w:p>
+      <w:pPr>
+        <w:pStyle w:val="Cmsor5"/>
+      </w:pPr>
+      <w:r>
+        <w:rPr>
           <w:noProof/>
-          <w:shd w:val="clear" w:color="auto" w:fill="F8F9FA"/>
         </w:rPr>
         <w:drawing>
-          <wp:inline distT="0" distB="0" distL="0" distR="0" wp14:anchorId="5EDC7F5C" wp14:editId="1A63BBDE">
-            <wp:extent cx="1387011" cy="2874017"/>
-            <wp:effectExtent l="0" t="0" r="3810" b="2540"/>
-            <wp:docPr id="3" name="Kép 3"/>
+          <wp:inline distT="0" distB="0" distL="0" distR="0" wp14:anchorId="4A8B21B8" wp14:editId="1ABC0802">
+            <wp:extent cx="4572000" cy="2571933"/>
+            <wp:effectExtent l="0" t="0" r="0" b="0"/>
+            <wp:docPr id="1" name="Kép 1"/>
             <wp:cNvGraphicFramePr>
               <a:graphicFrameLocks xmlns:a="http://schemas.openxmlformats.org/drawingml/2006/main" noChangeAspect="1"/>
             </wp:cNvGraphicFramePr>
@@ -3027,383 +3142,6 @@
                   <pic:spPr>
                     <a:xfrm>
                       <a:off x="0" y="0"/>
-                      <a:ext cx="1425289" cy="2953332"/>
-                    </a:xfrm>
-                    <a:prstGeom prst="rect">
-                      <a:avLst/>
-                    </a:prstGeom>
-                  </pic:spPr>
-                </pic:pic>
-              </a:graphicData>
-            </a:graphic>
-          </wp:inline>
-        </w:drawing>
-      </w:r>
-      <w:r>
-        <w:rPr>
-          <w:noProof/>
-        </w:rPr>
-        <w:drawing>
-          <wp:inline distT="0" distB="0" distL="0" distR="0" wp14:anchorId="0CBA54C3" wp14:editId="211B713C">
-            <wp:extent cx="1400543" cy="2876143"/>
-            <wp:effectExtent l="0" t="0" r="9525" b="635"/>
-            <wp:docPr id="4" name="Kép 4"/>
-            <wp:cNvGraphicFramePr>
-              <a:graphicFrameLocks xmlns:a="http://schemas.openxmlformats.org/drawingml/2006/main" noChangeAspect="1"/>
-            </wp:cNvGraphicFramePr>
-            <a:graphic xmlns:a="http://schemas.openxmlformats.org/drawingml/2006/main">
-              <a:graphicData uri="http://schemas.openxmlformats.org/drawingml/2006/picture">
-                <pic:pic xmlns:pic="http://schemas.openxmlformats.org/drawingml/2006/picture">
-                  <pic:nvPicPr>
-                    <pic:cNvPr id="1" name=""/>
-                    <pic:cNvPicPr/>
-                  </pic:nvPicPr>
-                  <pic:blipFill>
-                    <a:blip r:embed="rId12"/>
-                    <a:stretch>
-                      <a:fillRect/>
-                    </a:stretch>
-                  </pic:blipFill>
-                  <pic:spPr>
-                    <a:xfrm>
-                      <a:off x="0" y="0"/>
-                      <a:ext cx="1505419" cy="3091515"/>
-                    </a:xfrm>
-                    <a:prstGeom prst="rect">
-                      <a:avLst/>
-                    </a:prstGeom>
-                  </pic:spPr>
-                </pic:pic>
-              </a:graphicData>
-            </a:graphic>
-          </wp:inline>
-        </w:drawing>
-      </w:r>
-    </w:p>
-    <w:p>
-      <w:r>
-        <w:t>Mobilos felületen a belépéskor a felhasználó az indítóképernyőről a bejelentkezési felületre kerül, ha még nem jelentkezett be. Amennyiben a felhasználó nem rendelkezik fiókkal, lehetősége van továbblépni a regisztrációs felületre.</w:t>
-      </w:r>
-    </w:p>
-    <w:p>
-      <w:pPr>
-        <w:pStyle w:val="Cmsor5"/>
-      </w:pPr>
-      <w:r>
-        <w:t>Főoldal</w:t>
-      </w:r>
-      <w:r>
-        <w:t xml:space="preserve"> és menüsor </w:t>
-      </w:r>
-      <w:r>
-        <w:t>koncepció</w:t>
-      </w:r>
-    </w:p>
-    <w:p>
-      <w:pPr>
-        <w:pStyle w:val="Cmsor5"/>
-      </w:pPr>
-      <w:r>
-        <w:rPr>
-          <w:rFonts w:eastAsia="Roboto Mono"/>
-          <w:noProof/>
-          <w:shd w:val="clear" w:color="auto" w:fill="F8F9FA"/>
-        </w:rPr>
-        <w:drawing>
-          <wp:inline distT="0" distB="0" distL="0" distR="0" wp14:anchorId="05490F48" wp14:editId="23050469">
-            <wp:extent cx="1254721" cy="2434156"/>
-            <wp:effectExtent l="0" t="0" r="3175" b="4445"/>
-            <wp:docPr id="5" name="Kép 5"/>
-            <wp:cNvGraphicFramePr>
-              <a:graphicFrameLocks xmlns:a="http://schemas.openxmlformats.org/drawingml/2006/main" noChangeAspect="1"/>
-            </wp:cNvGraphicFramePr>
-            <a:graphic xmlns:a="http://schemas.openxmlformats.org/drawingml/2006/main">
-              <a:graphicData uri="http://schemas.openxmlformats.org/drawingml/2006/picture">
-                <pic:pic xmlns:pic="http://schemas.openxmlformats.org/drawingml/2006/picture">
-                  <pic:nvPicPr>
-                    <pic:cNvPr id="1" name=""/>
-                    <pic:cNvPicPr/>
-                  </pic:nvPicPr>
-                  <pic:blipFill>
-                    <a:blip r:embed="rId13"/>
-                    <a:stretch>
-                      <a:fillRect/>
-                    </a:stretch>
-                  </pic:blipFill>
-                  <pic:spPr>
-                    <a:xfrm>
-                      <a:off x="0" y="0"/>
-                      <a:ext cx="1300305" cy="2522588"/>
-                    </a:xfrm>
-                    <a:prstGeom prst="rect">
-                      <a:avLst/>
-                    </a:prstGeom>
-                  </pic:spPr>
-                </pic:pic>
-              </a:graphicData>
-            </a:graphic>
-          </wp:inline>
-        </w:drawing>
-      </w:r>
-      <w:r>
-        <w:rPr>
-          <w:rFonts w:eastAsia="Roboto Mono"/>
-          <w:noProof/>
-          <w:shd w:val="clear" w:color="auto" w:fill="F8F9FA"/>
-        </w:rPr>
-        <w:drawing>
-          <wp:inline distT="0" distB="0" distL="0" distR="0" wp14:anchorId="63D9E789" wp14:editId="0D9965E6">
-            <wp:extent cx="1253870" cy="2432507"/>
-            <wp:effectExtent l="0" t="0" r="3810" b="6350"/>
-            <wp:docPr id="6" name="Kép 6"/>
-            <wp:cNvGraphicFramePr>
-              <a:graphicFrameLocks xmlns:a="http://schemas.openxmlformats.org/drawingml/2006/main" noChangeAspect="1"/>
-            </wp:cNvGraphicFramePr>
-            <a:graphic xmlns:a="http://schemas.openxmlformats.org/drawingml/2006/main">
-              <a:graphicData uri="http://schemas.openxmlformats.org/drawingml/2006/picture">
-                <pic:pic xmlns:pic="http://schemas.openxmlformats.org/drawingml/2006/picture">
-                  <pic:nvPicPr>
-                    <pic:cNvPr id="1" name=""/>
-                    <pic:cNvPicPr/>
-                  </pic:nvPicPr>
-                  <pic:blipFill>
-                    <a:blip r:embed="rId14"/>
-                    <a:stretch>
-                      <a:fillRect/>
-                    </a:stretch>
-                  </pic:blipFill>
-                  <pic:spPr>
-                    <a:xfrm>
-                      <a:off x="0" y="0"/>
-                      <a:ext cx="1293491" cy="2509372"/>
-                    </a:xfrm>
-                    <a:prstGeom prst="rect">
-                      <a:avLst/>
-                    </a:prstGeom>
-                  </pic:spPr>
-                </pic:pic>
-              </a:graphicData>
-            </a:graphic>
-          </wp:inline>
-        </w:drawing>
-      </w:r>
-      <w:r>
-        <w:rPr>
-          <w:noProof/>
-        </w:rPr>
-        <w:drawing>
-          <wp:inline distT="0" distB="0" distL="0" distR="0" wp14:anchorId="408DFF86" wp14:editId="2AE6C6D0">
-            <wp:extent cx="1256829" cy="2438248"/>
-            <wp:effectExtent l="0" t="0" r="635" b="635"/>
-            <wp:docPr id="10" name="Kép 10"/>
-            <wp:cNvGraphicFramePr>
-              <a:graphicFrameLocks xmlns:a="http://schemas.openxmlformats.org/drawingml/2006/main" noChangeAspect="1"/>
-            </wp:cNvGraphicFramePr>
-            <a:graphic xmlns:a="http://schemas.openxmlformats.org/drawingml/2006/main">
-              <a:graphicData uri="http://schemas.openxmlformats.org/drawingml/2006/picture">
-                <pic:pic xmlns:pic="http://schemas.openxmlformats.org/drawingml/2006/picture">
-                  <pic:nvPicPr>
-                    <pic:cNvPr id="1" name=""/>
-                    <pic:cNvPicPr/>
-                  </pic:nvPicPr>
-                  <pic:blipFill>
-                    <a:blip r:embed="rId15"/>
-                    <a:stretch>
-                      <a:fillRect/>
-                    </a:stretch>
-                  </pic:blipFill>
-                  <pic:spPr>
-                    <a:xfrm>
-                      <a:off x="0" y="0"/>
-                      <a:ext cx="1285129" cy="2493151"/>
-                    </a:xfrm>
-                    <a:prstGeom prst="rect">
-                      <a:avLst/>
-                    </a:prstGeom>
-                  </pic:spPr>
-                </pic:pic>
-              </a:graphicData>
-            </a:graphic>
-          </wp:inline>
-        </w:drawing>
-      </w:r>
-      <w:r>
-        <w:rPr>
-          <w:noProof/>
-        </w:rPr>
-        <w:drawing>
-          <wp:inline distT="0" distB="0" distL="0" distR="0" wp14:anchorId="702D5406" wp14:editId="565945DE">
-            <wp:extent cx="1253019" cy="2430859"/>
-            <wp:effectExtent l="0" t="0" r="4445" b="7620"/>
-            <wp:docPr id="11" name="Kép 11"/>
-            <wp:cNvGraphicFramePr>
-              <a:graphicFrameLocks xmlns:a="http://schemas.openxmlformats.org/drawingml/2006/main" noChangeAspect="1"/>
-            </wp:cNvGraphicFramePr>
-            <a:graphic xmlns:a="http://schemas.openxmlformats.org/drawingml/2006/main">
-              <a:graphicData uri="http://schemas.openxmlformats.org/drawingml/2006/picture">
-                <pic:pic xmlns:pic="http://schemas.openxmlformats.org/drawingml/2006/picture">
-                  <pic:nvPicPr>
-                    <pic:cNvPr id="1" name=""/>
-                    <pic:cNvPicPr/>
-                  </pic:nvPicPr>
-                  <pic:blipFill>
-                    <a:blip r:embed="rId16"/>
-                    <a:stretch>
-                      <a:fillRect/>
-                    </a:stretch>
-                  </pic:blipFill>
-                  <pic:spPr>
-                    <a:xfrm>
-                      <a:off x="0" y="0"/>
-                      <a:ext cx="1301924" cy="2525736"/>
-                    </a:xfrm>
-                    <a:prstGeom prst="rect">
-                      <a:avLst/>
-                    </a:prstGeom>
-                  </pic:spPr>
-                </pic:pic>
-              </a:graphicData>
-            </a:graphic>
-          </wp:inline>
-        </w:drawing>
-      </w:r>
-    </w:p>
-    <w:p>
-      <w:pPr>
-        <w:rPr>
-          <w:sz w:val="24"/>
-          <w:szCs w:val="24"/>
-        </w:rPr>
-      </w:pPr>
-      <w:r>
-        <w:t>A mobilos főoldali felületen az aktuális és közelgő események listázhatók áttekinthető formában. A felhasználó könnyedén böngészhet az események között, ahol az egyes események részleteit megtekintheti és kezelheti. A felület egyszerű navigációt biztosít egy menüsor segítségével, amely lehetővé teszi az oldalak közötti gyors váltást.</w:t>
-      </w:r>
-    </w:p>
-    <w:p>
-      <w:pPr>
-        <w:pStyle w:val="Cmsor3"/>
-        <w:pageBreakBefore/>
-      </w:pPr>
-      <w:bookmarkStart w:id="10" w:name="_Toc210729675"/>
-      <w:r>
-        <w:lastRenderedPageBreak/>
-        <w:t>Asztali</w:t>
-      </w:r>
-      <w:r>
-        <w:t xml:space="preserve"> </w:t>
-      </w:r>
-      <w:r>
-        <w:t>w</w:t>
-      </w:r>
-      <w:r>
-        <w:t>eboldal</w:t>
-      </w:r>
-      <w:bookmarkEnd w:id="10"/>
-    </w:p>
-    <w:p>
-      <w:pPr>
-        <w:pStyle w:val="Cmsor5"/>
-      </w:pPr>
-      <w:r>
-        <w:t>Események felkeresésére szolgáló oldal koncepció</w:t>
-      </w:r>
-    </w:p>
-    <w:p>
-      <w:pPr>
-        <w:pStyle w:val="Cmsor5"/>
-      </w:pPr>
-      <w:r>
-        <w:rPr>
-          <w:noProof/>
-        </w:rPr>
-        <w:drawing>
-          <wp:inline distT="0" distB="0" distL="0" distR="0" wp14:anchorId="1086FEBE" wp14:editId="193046AF">
-            <wp:extent cx="4565193" cy="2568104"/>
-            <wp:effectExtent l="0" t="0" r="6985" b="3810"/>
-            <wp:docPr id="8" name="Kép 8"/>
-            <wp:cNvGraphicFramePr>
-              <a:graphicFrameLocks xmlns:a="http://schemas.openxmlformats.org/drawingml/2006/main" noChangeAspect="1"/>
-            </wp:cNvGraphicFramePr>
-            <a:graphic xmlns:a="http://schemas.openxmlformats.org/drawingml/2006/main">
-              <a:graphicData uri="http://schemas.openxmlformats.org/drawingml/2006/picture">
-                <pic:pic xmlns:pic="http://schemas.openxmlformats.org/drawingml/2006/picture">
-                  <pic:nvPicPr>
-                    <pic:cNvPr id="1" name=""/>
-                    <pic:cNvPicPr/>
-                  </pic:nvPicPr>
-                  <pic:blipFill>
-                    <a:blip r:embed="rId17"/>
-                    <a:stretch>
-                      <a:fillRect/>
-                    </a:stretch>
-                  </pic:blipFill>
-                  <pic:spPr>
-                    <a:xfrm>
-                      <a:off x="0" y="0"/>
-                      <a:ext cx="4590327" cy="2582243"/>
-                    </a:xfrm>
-                    <a:prstGeom prst="rect">
-                      <a:avLst/>
-                    </a:prstGeom>
-                  </pic:spPr>
-                </pic:pic>
-              </a:graphicData>
-            </a:graphic>
-          </wp:inline>
-        </w:drawing>
-      </w:r>
-    </w:p>
-    <w:p>
-      <w:pPr>
-        <w:rPr>
-          <w:sz w:val="24"/>
-          <w:szCs w:val="24"/>
-        </w:rPr>
-      </w:pPr>
-      <w:r>
-        <w:t>Az események felkeresésére szolgáló oldal átlátható eseménylistát és keresőfelületet kínál a felhasználók számára, lehetővé téve, hogy gyorsan megtalálják a számukra érdekes eseményeket.</w:t>
-      </w:r>
-    </w:p>
-    <w:p>
-      <w:pPr>
-        <w:pStyle w:val="Cmsor5"/>
-      </w:pPr>
-      <w:r>
-        <w:t>Események feltöltéséhez szolgáló oldal koncepció</w:t>
-      </w:r>
-    </w:p>
-    <w:p>
-      <w:pPr>
-        <w:pStyle w:val="Cmsor5"/>
-      </w:pPr>
-      <w:r>
-        <w:rPr>
-          <w:noProof/>
-        </w:rPr>
-        <w:drawing>
-          <wp:inline distT="0" distB="0" distL="0" distR="0" wp14:anchorId="4A8B21B8" wp14:editId="1ABC0802">
-            <wp:extent cx="4572000" cy="2571933"/>
-            <wp:effectExtent l="0" t="0" r="0" b="0"/>
-            <wp:docPr id="1" name="Kép 1"/>
-            <wp:cNvGraphicFramePr>
-              <a:graphicFrameLocks xmlns:a="http://schemas.openxmlformats.org/drawingml/2006/main" noChangeAspect="1"/>
-            </wp:cNvGraphicFramePr>
-            <a:graphic xmlns:a="http://schemas.openxmlformats.org/drawingml/2006/main">
-              <a:graphicData uri="http://schemas.openxmlformats.org/drawingml/2006/picture">
-                <pic:pic xmlns:pic="http://schemas.openxmlformats.org/drawingml/2006/picture">
-                  <pic:nvPicPr>
-                    <pic:cNvPr id="1" name=""/>
-                    <pic:cNvPicPr/>
-                  </pic:nvPicPr>
-                  <pic:blipFill>
-                    <a:blip r:embed="rId18"/>
-                    <a:stretch>
-                      <a:fillRect/>
-                    </a:stretch>
-                  </pic:blipFill>
-                  <pic:spPr>
-                    <a:xfrm>
-                      <a:off x="0" y="0"/>
                       <a:ext cx="4593769" cy="2584179"/>
                     </a:xfrm>
                     <a:prstGeom prst="rect">
@@ -3438,29 +3176,35 @@
         <w:pStyle w:val="Cmsor2"/>
         <w:pageBreakBefore/>
       </w:pPr>
-      <w:bookmarkStart w:id="11" w:name="_Toc210729676"/>
+      <w:bookmarkStart w:id="7" w:name="_Toc210729676"/>
       <w:r>
         <w:lastRenderedPageBreak/>
         <w:t>Funkciók</w:t>
       </w:r>
-      <w:bookmarkEnd w:id="11"/>
+      <w:bookmarkEnd w:id="7"/>
     </w:p>
     <w:p>
       <w:pPr>
         <w:pStyle w:val="Cmsor3"/>
       </w:pPr>
-      <w:bookmarkStart w:id="12" w:name="_Toc210729677"/>
+      <w:bookmarkStart w:id="8" w:name="_Toc210729677"/>
       <w:r>
         <w:t>Tanári funkciók</w:t>
       </w:r>
-      <w:bookmarkEnd w:id="12"/>
+      <w:bookmarkEnd w:id="8"/>
     </w:p>
     <w:p>
       <w:pPr>
         <w:pStyle w:val="Listaszerbekezds"/>
       </w:pPr>
       <w:r>
-        <w:t>Események létrehozása (név, időpont, helyszín, részletes leírás megadásával)</w:t>
+        <w:t>Események létrehozása (</w:t>
+      </w:r>
+      <w:r>
+        <w:t>név, időpont, helyszín, leírás</w:t>
+      </w:r>
+      <w:r>
+        <w:t>)</w:t>
       </w:r>
     </w:p>
     <w:p>
@@ -3468,7 +3212,19 @@
         <w:pStyle w:val="Listaszerbekezds"/>
       </w:pPr>
       <w:r>
-        <w:t>Jelentkezési feltételek meghatározása (osztály, évfolyam vagy iskola)</w:t>
+        <w:t xml:space="preserve">Jelentkezési feltételek </w:t>
+      </w:r>
+      <w:r>
+        <w:t xml:space="preserve">beállítása </w:t>
+      </w:r>
+      <w:r>
+        <w:t>(osztály, évfolyam</w:t>
+      </w:r>
+      <w:r>
+        <w:t xml:space="preserve">, </w:t>
+      </w:r>
+      <w:r>
+        <w:t>iskola)</w:t>
       </w:r>
     </w:p>
     <w:p>
@@ -3476,7 +3232,7 @@
         <w:pStyle w:val="Listaszerbekezds"/>
       </w:pPr>
       <w:r>
-        <w:t>Szavazások (polls) létrehozása az eseményekhez</w:t>
+        <w:t>Maximum létszám megadása</w:t>
       </w:r>
     </w:p>
     <w:p>
@@ -3484,7 +3240,10 @@
         <w:pStyle w:val="Listaszerbekezds"/>
       </w:pPr>
       <w:r>
-        <w:t>Résztvevők listájának kezelése, exportálási lehetőséggel (Excel)</w:t>
+        <w:t xml:space="preserve">Szavazások </w:t>
+      </w:r>
+      <w:r>
+        <w:t>létrehozása eseményekhez</w:t>
       </w:r>
     </w:p>
     <w:p>
@@ -3492,7 +3251,7 @@
         <w:pStyle w:val="Listaszerbekezds"/>
       </w:pPr>
       <w:r>
-        <w:t>Kommentek és hozzászólások moderálása</w:t>
+        <w:t>Résztvevők listájának kezelése és exportálása</w:t>
       </w:r>
     </w:p>
     <w:p>
@@ -3500,7 +3259,15 @@
         <w:pStyle w:val="Listaszerbekezds"/>
       </w:pPr>
       <w:r>
-        <w:t>Értesítések küldése a résztvevőknek</w:t>
+        <w:t>Kommentek moderálása</w:t>
+      </w:r>
+    </w:p>
+    <w:p>
+      <w:pPr>
+        <w:pStyle w:val="Listaszerbekezds"/>
+      </w:pPr>
+      <w:r>
+        <w:t>Esemény állapot kezelése (aktív / lezárt)</w:t>
       </w:r>
     </w:p>
     <w:p>
@@ -3510,11 +3277,11 @@
           <w:rFonts w:eastAsia="Merriweather"/>
         </w:rPr>
       </w:pPr>
-      <w:bookmarkStart w:id="13" w:name="_Toc210729678"/>
+      <w:bookmarkStart w:id="9" w:name="_Toc210729678"/>
       <w:r>
         <w:t>Diák funkciók</w:t>
       </w:r>
-      <w:bookmarkEnd w:id="13"/>
+      <w:bookmarkEnd w:id="9"/>
     </w:p>
     <w:p>
       <w:pPr>
@@ -3529,7 +3296,7 @@
         <w:pStyle w:val="Listaszerbekezds"/>
       </w:pPr>
       <w:r>
-        <w:t>Eseményre jelentkezés („Ott leszek” / „Nem megyek”)</w:t>
+        <w:t>Jelentkezés eseményre</w:t>
       </w:r>
     </w:p>
     <w:p>
@@ -3537,7 +3304,7 @@
         <w:pStyle w:val="Listaszerbekezds"/>
       </w:pPr>
       <w:r>
-        <w:t>Részvétel összesítése (pl. 24/30 diák jelentkezett)</w:t>
+        <w:t>Jelentkezés visszavonása</w:t>
       </w:r>
     </w:p>
     <w:p>
@@ -3545,6 +3312,20 @@
         <w:pStyle w:val="Listaszerbekezds"/>
       </w:pPr>
       <w:r>
+        <w:t xml:space="preserve">Részvétel összesítése (pl. </w:t>
+      </w:r>
+      <w:r>
+        <w:t>20 felhasználó</w:t>
+      </w:r>
+      <w:r>
+        <w:t xml:space="preserve"> jelentkezett)</w:t>
+      </w:r>
+    </w:p>
+    <w:p>
+      <w:pPr>
+        <w:pStyle w:val="Listaszerbekezds"/>
+      </w:pPr>
+      <w:r>
         <w:t>Esemény keresése, szűrés dátum, szervező vagy típus szerint</w:t>
       </w:r>
     </w:p>
@@ -3555,6 +3336,11 @@
       <w:r>
         <w:t xml:space="preserve">Szavazásokon való részvétel, eredmények követése </w:t>
       </w:r>
+    </w:p>
+    <w:p>
+      <w:pPr>
+        <w:pStyle w:val="Listaszerbekezds"/>
+      </w:pPr>
       <w:r>
         <w:t>Diákok hozzászólhatnak eseményekhez.</w:t>
       </w:r>
@@ -3565,28 +3351,6 @@
       </w:pPr>
       <w:r>
         <w:t>Hozzászólások írása eseményekhez</w:t>
-      </w:r>
-    </w:p>
-    <w:p>
-      <w:pPr>
-        <w:pStyle w:val="Listaszerbekezds"/>
-      </w:pPr>
-      <w:r>
-        <w:t>Az esemény létrtehozója moderálhatja (pl. törlés, tiltás)</w:t>
-      </w:r>
-    </w:p>
-    <w:p>
-      <w:pPr>
-        <w:pStyle w:val="Listaszerbekezds"/>
-      </w:pPr>
-      <w:r>
-        <w:t>Értesítések</w:t>
-      </w:r>
-      <w:r>
-        <w:t xml:space="preserve">, </w:t>
-      </w:r>
-      <w:r>
-        <w:t>új eseményről, szavazásról vagy változásról</w:t>
       </w:r>
     </w:p>
     <w:p>
@@ -3608,12 +3372,12 @@
         <w:pStyle w:val="Cmsor3"/>
         <w:pageBreakBefore/>
       </w:pPr>
-      <w:bookmarkStart w:id="14" w:name="_Toc210729679"/>
+      <w:bookmarkStart w:id="10" w:name="_Toc210729679"/>
       <w:r>
         <w:lastRenderedPageBreak/>
         <w:t>Admin funkciók</w:t>
       </w:r>
-      <w:bookmarkEnd w:id="14"/>
+      <w:bookmarkEnd w:id="10"/>
     </w:p>
     <w:p>
       <w:pPr>
@@ -3636,7 +3400,7 @@
         <w:pStyle w:val="Listaszerbekezds"/>
       </w:pPr>
       <w:r>
-        <w:t>Tanárok és diákok felhasználói fiókjainak létrehozása, szerkesztése, törlése</w:t>
+        <w:t>Felhasználók kezelése (létrehozás, törlés, jogosultság)</w:t>
       </w:r>
     </w:p>
     <w:p>
@@ -3652,7 +3416,7 @@
         <w:pStyle w:val="Listaszerbekezds"/>
       </w:pPr>
       <w:r>
-        <w:t>Szavazások teljes körű kezelése: új szavazás indítása, meglévő szavazások szerkesztése, lezárása, törlése</w:t>
+        <w:t>Szavazások kezelése</w:t>
       </w:r>
     </w:p>
     <w:p>
@@ -3660,7 +3424,7 @@
         <w:pStyle w:val="Listaszerbekezds"/>
       </w:pPr>
       <w:r>
-        <w:t>Kommentek moderálása (törlés, felhasználó letiltása, szabályszegés kezelése)</w:t>
+        <w:t>Kommentek moderálása</w:t>
       </w:r>
     </w:p>
     <w:p>
@@ -3668,7 +3432,7 @@
         <w:pStyle w:val="Listaszerbekezds"/>
       </w:pPr>
       <w:r>
-        <w:t>Statisztikák megtekintése az egész rendszerre kiterjedően (pl. hány esemény jött létre egy iskolán belül)</w:t>
+        <w:t>Statisztikák megtekintése</w:t>
       </w:r>
     </w:p>
     <w:p>
@@ -3676,7 +3440,7 @@
         <w:pStyle w:val="Listaszerbekezds"/>
       </w:pPr>
       <w:r>
-        <w:t>Jogosultságok kiosztása és módosítása (pl. más felhasználó előléptetése adminná)</w:t>
+        <w:t>Rendszerbeállítások módosítása</w:t>
       </w:r>
     </w:p>
     <w:p>
@@ -3684,22 +3448,14 @@
         <w:pStyle w:val="Listaszerbekezds"/>
       </w:pPr>
       <w:r>
-        <w:t>Rendszerbeállítások módosítása (pl. értesítési szabályok, biztonsági beállítások, adatvédelem)</w:t>
-      </w:r>
-    </w:p>
-    <w:p>
-      <w:pPr>
-        <w:pStyle w:val="Listaszerbekezds"/>
-      </w:pPr>
-      <w:r>
-        <w:t>Biztonsági mentések és adatbázis exportálás/archiválás kezelése</w:t>
+        <w:t>Adatbázis mentések kezelése</w:t>
       </w:r>
     </w:p>
     <w:p>
       <w:pPr>
         <w:pStyle w:val="Cmsor1"/>
       </w:pPr>
-      <w:bookmarkStart w:id="15" w:name="_Toc210729680"/>
+      <w:bookmarkStart w:id="11" w:name="_Toc210729680"/>
       <w:r>
         <w:lastRenderedPageBreak/>
         <w:t xml:space="preserve">Fejlesztői </w:t>
@@ -3707,17 +3463,17 @@
       <w:r>
         <w:t>specifikáció</w:t>
       </w:r>
-      <w:bookmarkEnd w:id="15"/>
+      <w:bookmarkEnd w:id="11"/>
     </w:p>
     <w:p>
       <w:pPr>
         <w:pStyle w:val="Cmsor2"/>
       </w:pPr>
-      <w:bookmarkStart w:id="16" w:name="_Toc210729681"/>
+      <w:bookmarkStart w:id="12" w:name="_Toc210729681"/>
       <w:r>
         <w:t>Operációs rendszer</w:t>
       </w:r>
-      <w:bookmarkEnd w:id="16"/>
+      <w:bookmarkEnd w:id="12"/>
     </w:p>
     <w:p>
       <w:r>
@@ -3728,189 +3484,152 @@
       <w:pPr>
         <w:pStyle w:val="Cmsor2"/>
       </w:pPr>
-      <w:bookmarkStart w:id="17" w:name="_Toc210729682"/>
+      <w:bookmarkStart w:id="13" w:name="_Toc210729682"/>
       <w:r>
         <w:t>Felhasználandó programozási nyelv</w:t>
       </w:r>
       <w:r>
         <w:t>ek</w:t>
       </w:r>
-      <w:bookmarkEnd w:id="17"/>
-    </w:p>
-    <w:p>
-      <w:r>
-        <w:t>A projektünk elkészítéséhez több programozási nyelvet is felfogunk használni.:</w:t>
+      <w:bookmarkEnd w:id="13"/>
+    </w:p>
+    <w:p>
+      <w:pPr>
+        <w:pStyle w:val="Cmsor3"/>
+      </w:pPr>
+      <w:r>
+        <w:t>Frontend</w:t>
       </w:r>
     </w:p>
     <w:p>
       <w:pPr>
         <w:pStyle w:val="Listaszerbekezds"/>
-        <w:numPr>
-          <w:ilvl w:val="0"/>
-          <w:numId w:val="14"/>
-        </w:numPr>
-      </w:pPr>
-      <w:r>
-        <w:t>HTML, CSS,</w:t>
-      </w:r>
-      <w:r>
-        <w:t xml:space="preserve"> </w:t>
-      </w:r>
-      <w:r>
-        <w:t>Dart</w:t>
-      </w:r>
-      <w:r>
-        <w:t>, MySQL</w:t>
-      </w:r>
-      <w:r>
-        <w:t>,</w:t>
-      </w:r>
-      <w:r>
-        <w:t xml:space="preserve"> </w:t>
-      </w:r>
-      <w:r>
-        <w:t>PHP</w:t>
-      </w:r>
-      <w:r>
-        <w:t>,</w:t>
-      </w:r>
-      <w:r>
-        <w:t xml:space="preserve"> </w:t>
-      </w:r>
-      <w:r>
-        <w:t>JavaScript</w:t>
+      </w:pPr>
+      <w:r>
+        <w:t>Vue 3</w:t>
+      </w:r>
+    </w:p>
+    <w:p>
+      <w:pPr>
+        <w:pStyle w:val="Listaszerbekezds"/>
+      </w:pPr>
+      <w:r>
+        <w:t>Vite</w:t>
+      </w:r>
+    </w:p>
+    <w:p>
+      <w:pPr>
+        <w:pStyle w:val="Listaszerbekezds"/>
+      </w:pPr>
+      <w:r>
+        <w:t>Vue Router</w:t>
+      </w:r>
+    </w:p>
+    <w:p>
+      <w:pPr>
+        <w:pStyle w:val="Listaszerbekezds"/>
+      </w:pPr>
+      <w:r>
+        <w:t>Vuex</w:t>
+      </w:r>
+    </w:p>
+    <w:p>
+      <w:pPr>
+        <w:pStyle w:val="Listaszerbekezds"/>
+      </w:pPr>
+      <w:r>
+        <w:t>Axios</w:t>
+      </w:r>
+    </w:p>
+    <w:p>
+      <w:pPr>
+        <w:pStyle w:val="Listaszerbekezds"/>
+      </w:pPr>
+      <w:r>
+        <w:t>Bootstrap</w:t>
+      </w:r>
+      <w:r>
+        <w:t xml:space="preserve"> 5</w:t>
+      </w:r>
+    </w:p>
+    <w:p>
+      <w:pPr>
+        <w:pStyle w:val="Listaszerbekezds"/>
+      </w:pPr>
+      <w:r>
+        <w:t>Playwright (E2E tesztek)</w:t>
+      </w:r>
+    </w:p>
+    <w:p>
+      <w:pPr>
+        <w:pStyle w:val="Cmsor3"/>
+      </w:pPr>
+      <w:r>
+        <w:t>Backend</w:t>
+      </w:r>
+    </w:p>
+    <w:p>
+      <w:pPr>
+        <w:pStyle w:val="Listaszerbekezds"/>
+      </w:pPr>
+      <w:r>
+        <w:t>Laravel 12</w:t>
+      </w:r>
+    </w:p>
+    <w:p>
+      <w:pPr>
+        <w:pStyle w:val="Listaszerbekezds"/>
+      </w:pPr>
+      <w:r>
+        <w:t>PHP 8.2+</w:t>
+      </w:r>
+    </w:p>
+    <w:p>
+      <w:pPr>
+        <w:pStyle w:val="Listaszerbekezds"/>
+      </w:pPr>
+      <w:r>
+        <w:t>Laravel Sanctum</w:t>
+      </w:r>
+    </w:p>
+    <w:p>
+      <w:pPr>
+        <w:pStyle w:val="Listaszerbekezds"/>
+      </w:pPr>
+      <w:r>
+        <w:t>Eloquent ORM</w:t>
+      </w:r>
+    </w:p>
+    <w:p>
+      <w:pPr>
+        <w:pStyle w:val="Listaszerbekezds"/>
+      </w:pPr>
+      <w:r>
+        <w:t>PHPUnit</w:t>
+      </w:r>
+    </w:p>
+    <w:p>
+      <w:pPr>
+        <w:pStyle w:val="Listaszerbekezds"/>
+      </w:pPr>
+      <w:r>
+        <w:t>MySQL</w:t>
+      </w:r>
+      <w:r>
+        <w:t xml:space="preserve"> (adatbázis)</w:t>
       </w:r>
     </w:p>
     <w:p>
       <w:pPr>
         <w:pStyle w:val="Cmsor2"/>
       </w:pPr>
-      <w:bookmarkStart w:id="18" w:name="_Toc210729683"/>
       <w:r>
         <w:t>Megoldás formátuma</w:t>
       </w:r>
-      <w:bookmarkEnd w:id="18"/>
-    </w:p>
-    <w:p>
-      <w:pPr>
-        <w:pStyle w:val="Cmsor3"/>
-      </w:pPr>
-      <w:bookmarkStart w:id="19" w:name="_Toc210729684"/>
-      <w:r>
-        <w:t>Fejlesztői környezet</w:t>
-      </w:r>
-      <w:bookmarkEnd w:id="19"/>
-    </w:p>
-    <w:p>
-      <w:r>
-        <w:t xml:space="preserve">A rendszer fejlesztése </w:t>
-      </w:r>
-      <w:r>
-        <w:t xml:space="preserve">két fő platformon zajlik: egy </w:t>
-      </w:r>
-      <w:r>
-        <w:t>webes felület</w:t>
-      </w:r>
-      <w:r>
-        <w:t>en és egy androidos alkalmazásban</w:t>
-      </w:r>
-      <w:r>
-        <w:t>.</w:t>
-      </w:r>
-    </w:p>
-    <w:p>
-      <w:r>
-        <w:t>A</w:t>
-      </w:r>
-      <w:r>
-        <w:t xml:space="preserve"> megoldás a böngészőből elérhető, reszponzív kialakítású, így asztali számítógépen, tableten és mobilon is kényelmesen használható</w:t>
-      </w:r>
-    </w:p>
-    <w:p>
-      <w:pPr>
-        <w:pStyle w:val="Cmsor3"/>
-      </w:pPr>
-      <w:bookmarkStart w:id="20" w:name="_Hlk208610976"/>
-      <w:bookmarkStart w:id="21" w:name="_Toc210729685"/>
-      <w:r>
-        <w:t>Forráskódok és projektkörnyezet</w:t>
-      </w:r>
-      <w:bookmarkEnd w:id="20"/>
-      <w:bookmarkEnd w:id="21"/>
-    </w:p>
-    <w:p>
-      <w:r>
-        <w:t xml:space="preserve">A projekt szerkezete több komponensből </w:t>
-      </w:r>
-      <w:r>
-        <w:t>épül fel:</w:t>
-      </w:r>
-    </w:p>
-    <w:p>
-      <w:pPr>
-        <w:pStyle w:val="Listaszerbekezds"/>
-      </w:pPr>
-      <w:r>
-        <w:rPr>
-          <w:b/>
-          <w:bCs/>
-        </w:rPr>
-        <w:t>Backend:</w:t>
-      </w:r>
-      <w:r>
-        <w:t xml:space="preserve"> </w:t>
-      </w:r>
-    </w:p>
-    <w:p>
-      <w:pPr>
-        <w:pStyle w:val="Listaszerbekezds"/>
-        <w:numPr>
-          <w:ilvl w:val="1"/>
-          <w:numId w:val="12"/>
-        </w:numPr>
-      </w:pPr>
-      <w:r>
-        <w:t>Laravel keretrendszerre épülő REST API, amely biztosítja az adatok kezelését és a kliensoldali alkalmazások kiszolgálását.</w:t>
-      </w:r>
-    </w:p>
-    <w:p>
-      <w:pPr>
-        <w:pStyle w:val="Listaszerbekezds"/>
-        <w:rPr>
-          <w:b/>
-          <w:bCs/>
-        </w:rPr>
-      </w:pPr>
-      <w:r>
-        <w:rPr>
-          <w:b/>
-          <w:bCs/>
-        </w:rPr>
-        <w:t>Frontend:</w:t>
-      </w:r>
-    </w:p>
-    <w:p>
-      <w:pPr>
-        <w:pStyle w:val="Listaszerbekezds"/>
-        <w:numPr>
-          <w:ilvl w:val="1"/>
-          <w:numId w:val="12"/>
-        </w:numPr>
-      </w:pPr>
-      <w:r>
-        <w:t>Webes felület: HTML, CSS alapú megjelenítés, JavaScript funkciókkal kiegészítve.</w:t>
-      </w:r>
-    </w:p>
-    <w:p>
-      <w:pPr>
-        <w:pStyle w:val="Listaszerbekezds"/>
-        <w:numPr>
-          <w:ilvl w:val="1"/>
-          <w:numId w:val="12"/>
-        </w:numPr>
-      </w:pPr>
-      <w:r>
-        <w:t>Mobilos felület: Flutter keretrendszerrel készül, amely lehetővé teszi a reszponzív és natív élményhez közeli működést Android eszközökön.</w:t>
+    </w:p>
+    <w:p>
+      <w:r>
+        <w:t>A rendszer modulokból álló alkalmazás, elkülönített Frontend és Backend komponensekkel</w:t>
       </w:r>
     </w:p>
     <w:p>
@@ -3918,15 +3637,90 @@
         <w:pStyle w:val="Cmsor2"/>
         <w:pageBreakBefore/>
       </w:pPr>
-      <w:bookmarkStart w:id="22" w:name="_Toc210729686"/>
       <w:r>
         <w:lastRenderedPageBreak/>
+        <w:t>Modulok</w:t>
+      </w:r>
+    </w:p>
+    <w:p>
+      <w:pPr>
+        <w:pStyle w:val="Listaszerbekezds"/>
+      </w:pPr>
+      <w:r>
+        <w:t>Felhasználó és authentikációs modul</w:t>
+      </w:r>
+    </w:p>
+    <w:p>
+      <w:pPr>
+        <w:pStyle w:val="Listaszerbekezds"/>
+      </w:pPr>
+      <w:r>
+        <w:t>Intézmény és tagságkezelő modul</w:t>
+      </w:r>
+    </w:p>
+    <w:p>
+      <w:pPr>
+        <w:pStyle w:val="Listaszerbekezds"/>
+      </w:pPr>
+      <w:r>
+        <w:t>Osztálykezelő modul</w:t>
+      </w:r>
+    </w:p>
+    <w:p>
+      <w:pPr>
+        <w:pStyle w:val="Listaszerbekezds"/>
+      </w:pPr>
+      <w:r>
+        <w:t xml:space="preserve">Eseménykezelő </w:t>
+      </w:r>
+      <w:r>
+        <w:t>modul</w:t>
+      </w:r>
+    </w:p>
+    <w:p>
+      <w:pPr>
+        <w:pStyle w:val="Listaszerbekezds"/>
+      </w:pPr>
+      <w:r>
+        <w:t xml:space="preserve">Részvételi visszajelzés </w:t>
+      </w:r>
+      <w:r>
+        <w:t>modul</w:t>
+      </w:r>
+    </w:p>
+    <w:p>
+      <w:pPr>
+        <w:pStyle w:val="Listaszerbekezds"/>
+      </w:pPr>
+      <w:r>
+        <w:t>Kérés / szűrés / listázás modul</w:t>
+      </w:r>
+    </w:p>
+    <w:p>
+      <w:pPr>
+        <w:pStyle w:val="Listaszerbekezds"/>
+      </w:pPr>
+      <w:r>
+        <w:t>Komment és kedvenc modul</w:t>
+      </w:r>
+    </w:p>
+    <w:p>
+      <w:pPr>
+        <w:pStyle w:val="Listaszerbekezds"/>
+      </w:pPr>
+      <w:r>
+        <w:t>Kérlelem / jováhagyási modul</w:t>
+      </w:r>
+    </w:p>
+    <w:p>
+      <w:pPr>
+        <w:pStyle w:val="Cmsor2"/>
+      </w:pPr>
+      <w:bookmarkStart w:id="14" w:name="_Toc210729686"/>
+      <w:r>
         <w:t>Szoftverfejlesztés</w:t>
       </w:r>
-      <w:bookmarkEnd w:id="22"/>
-      <w:r>
-        <w:t xml:space="preserve"> </w:t>
-      </w:r>
+      <w:bookmarkEnd w:id="14"/>
     </w:p>
     <w:p>
       <w:r>
@@ -3943,21 +3737,21 @@
       <w:pPr>
         <w:pStyle w:val="Cmsor2"/>
       </w:pPr>
-      <w:bookmarkStart w:id="23" w:name="_Toc210729687"/>
+      <w:bookmarkStart w:id="15" w:name="_Toc210729687"/>
       <w:r>
         <w:t>Tárolt adatok</w:t>
       </w:r>
-      <w:bookmarkEnd w:id="23"/>
+      <w:bookmarkEnd w:id="15"/>
     </w:p>
     <w:p>
       <w:pPr>
         <w:pStyle w:val="Cmsor3"/>
       </w:pPr>
-      <w:bookmarkStart w:id="24" w:name="_Toc210729688"/>
+      <w:bookmarkStart w:id="16" w:name="_Toc210729688"/>
       <w:r>
         <w:t>Felhasználói adatok</w:t>
       </w:r>
-      <w:bookmarkEnd w:id="24"/>
+      <w:bookmarkEnd w:id="16"/>
     </w:p>
     <w:p>
       <w:pPr>
@@ -3985,82 +3779,24 @@
     </w:p>
     <w:p>
       <w:pPr>
-        <w:pStyle w:val="Cmsor2"/>
-      </w:pPr>
-      <w:bookmarkStart w:id="25" w:name="_Toc210729689"/>
-      <w:r>
-        <w:t>Modulok</w:t>
-      </w:r>
-      <w:bookmarkEnd w:id="25"/>
-    </w:p>
-    <w:p>
-      <w:pPr>
-        <w:pStyle w:val="Listaszerbekezds"/>
-      </w:pPr>
-      <w:r>
-        <w:t>Felhasználókezelő modul (bejelentkezés, regisztráció)</w:t>
-      </w:r>
-    </w:p>
-    <w:p>
-      <w:pPr>
-        <w:pStyle w:val="Listaszerbekezds"/>
-      </w:pPr>
-      <w:r>
-        <w:t>Eseménykezelő modul (létrehozás, szerkesztés, törlés, részvétel)</w:t>
-      </w:r>
-    </w:p>
-    <w:p>
-      <w:pPr>
-        <w:pStyle w:val="Listaszerbekezds"/>
-      </w:pPr>
-      <w:r>
-        <w:t>Szavazás modul</w:t>
-      </w:r>
-    </w:p>
-    <w:p>
-      <w:pPr>
-        <w:pStyle w:val="Listaszerbekezds"/>
-      </w:pPr>
-      <w:r>
-        <w:t>Komment modul</w:t>
-      </w:r>
-    </w:p>
-    <w:p>
-      <w:pPr>
-        <w:pStyle w:val="Listaszerbekezds"/>
-      </w:pPr>
-      <w:r>
-        <w:t>Értesítési modul</w:t>
-      </w:r>
-    </w:p>
-    <w:p>
-      <w:pPr>
-        <w:pStyle w:val="Listaszerbekezds"/>
-      </w:pPr>
-      <w:r>
-        <w:t>Adminisztrációs modul</w:t>
-      </w:r>
-    </w:p>
-    <w:p>
-      <w:pPr>
         <w:pStyle w:val="Cmsor1"/>
       </w:pPr>
-      <w:bookmarkStart w:id="26" w:name="_Toc210729690"/>
+      <w:bookmarkStart w:id="17" w:name="_Toc210729690"/>
       <w:r>
         <w:lastRenderedPageBreak/>
         <w:t>Dokumentáció</w:t>
       </w:r>
-      <w:bookmarkEnd w:id="26"/>
+      <w:bookmarkEnd w:id="17"/>
     </w:p>
     <w:p>
       <w:pPr>
         <w:pStyle w:val="Cmsor2"/>
       </w:pPr>
-      <w:bookmarkStart w:id="27" w:name="_Toc210729691"/>
+      <w:bookmarkStart w:id="18" w:name="_Toc210729691"/>
       <w:r>
         <w:t>Erőforrás terv, munkaidő nyilvántartás</w:t>
       </w:r>
-      <w:bookmarkEnd w:id="27"/>
+      <w:bookmarkEnd w:id="18"/>
     </w:p>
     <w:p>
       <w:r>
@@ -4097,11 +3833,11 @@
       <w:pPr>
         <w:pStyle w:val="Cmsor2"/>
       </w:pPr>
-      <w:bookmarkStart w:id="28" w:name="_Toc210729692"/>
+      <w:bookmarkStart w:id="19" w:name="_Toc210729692"/>
       <w:r>
         <w:t>Technikai dokumentáció</w:t>
       </w:r>
-      <w:bookmarkEnd w:id="28"/>
+      <w:bookmarkEnd w:id="19"/>
     </w:p>
     <w:p>
       <w:pPr>
@@ -4224,14 +3960,14 @@
       <w:pPr>
         <w:pStyle w:val="Cmsor2"/>
       </w:pPr>
-      <w:bookmarkStart w:id="29" w:name="_Toc210729693"/>
+      <w:bookmarkStart w:id="20" w:name="_Toc210729693"/>
       <w:r>
         <w:t xml:space="preserve">Forráskód </w:t>
       </w:r>
       <w:r>
         <w:t>dokumentáció</w:t>
       </w:r>
-      <w:bookmarkEnd w:id="29"/>
+      <w:bookmarkEnd w:id="20"/>
     </w:p>
     <w:p>
       <w:r>
@@ -4264,11 +4000,11 @@
       <w:pPr>
         <w:pStyle w:val="Cmsor2"/>
       </w:pPr>
-      <w:bookmarkStart w:id="30" w:name="_Toc210729694"/>
+      <w:bookmarkStart w:id="21" w:name="_Toc210729694"/>
       <w:r>
         <w:t>Felhasználói dokumentáció</w:t>
       </w:r>
-      <w:bookmarkEnd w:id="30"/>
+      <w:bookmarkEnd w:id="21"/>
     </w:p>
     <w:p>
       <w:r>
@@ -4279,12 +4015,12 @@
       <w:pPr>
         <w:pStyle w:val="Cmsor1"/>
       </w:pPr>
-      <w:bookmarkStart w:id="31" w:name="_Toc210729695"/>
+      <w:bookmarkStart w:id="22" w:name="_Toc210729695"/>
       <w:r>
         <w:lastRenderedPageBreak/>
         <w:t>Projekt adatlap</w:t>
       </w:r>
-      <w:bookmarkEnd w:id="31"/>
+      <w:bookmarkEnd w:id="22"/>
     </w:p>
     <w:p>
       <w:pPr>
@@ -4331,7 +4067,50 @@
         <w:t>Felhasznált programozási nyelvek:</w:t>
       </w:r>
       <w:r>
-        <w:t xml:space="preserve"> HTML, CSS, Dart, MySQL, PHP, JavaScript</w:t>
+        <w:t xml:space="preserve"> </w:t>
+      </w:r>
+      <w:r>
+        <w:t xml:space="preserve">Vue3, </w:t>
+      </w:r>
+      <w:proofErr w:type="spellStart"/>
+      <w:r>
+        <w:t>Vite</w:t>
+      </w:r>
+      <w:proofErr w:type="spellEnd"/>
+      <w:r>
+        <w:t xml:space="preserve">, </w:t>
+      </w:r>
+      <w:proofErr w:type="spellStart"/>
+      <w:r>
+        <w:t>Vue</w:t>
+      </w:r>
+      <w:proofErr w:type="spellEnd"/>
+      <w:r>
+        <w:t xml:space="preserve"> Router, </w:t>
+      </w:r>
+      <w:proofErr w:type="spellStart"/>
+      <w:r>
+        <w:t>Axios</w:t>
+      </w:r>
+      <w:proofErr w:type="spellEnd"/>
+      <w:r>
+        <w:t xml:space="preserve">, </w:t>
+      </w:r>
+      <w:proofErr w:type="spellStart"/>
+      <w:r>
+        <w:t>Vuex</w:t>
+      </w:r>
+      <w:proofErr w:type="spellEnd"/>
+      <w:r>
+        <w:t xml:space="preserve">, </w:t>
+      </w:r>
+      <w:proofErr w:type="spellStart"/>
+      <w:r>
+        <w:t>MySQL</w:t>
+      </w:r>
+      <w:proofErr w:type="spellEnd"/>
+      <w:r>
+        <w:t>, PHP, JavaScript</w:t>
       </w:r>
     </w:p>
     <w:p>
@@ -4357,12 +4136,12 @@
       </w:r>
     </w:p>
     <w:sectPr>
-      <w:headerReference w:type="even" r:id="rId19"/>
-      <w:headerReference w:type="default" r:id="rId20"/>
-      <w:footerReference w:type="even" r:id="rId21"/>
-      <w:footerReference w:type="default" r:id="rId22"/>
-      <w:headerReference w:type="first" r:id="rId23"/>
-      <w:footerReference w:type="first" r:id="rId24"/>
+      <w:headerReference w:type="even" r:id="rId12"/>
+      <w:headerReference w:type="default" r:id="rId13"/>
+      <w:footerReference w:type="even" r:id="rId14"/>
+      <w:footerReference w:type="default" r:id="rId15"/>
+      <w:headerReference w:type="first" r:id="rId16"/>
+      <w:footerReference w:type="first" r:id="rId17"/>
       <w:pgSz w:w="11906" w:h="16838" w:code="9"/>
       <w:pgMar w:top="1735" w:right="1276" w:bottom="1134" w:left="1276" w:header="709" w:footer="709" w:gutter="0"/>
       <w:cols w:space="708"/>
@@ -4374,7 +4153,7 @@
 </file>
 
 <file path=word/endnotes.xml><?xml version="1.0" encoding="utf-8"?>
-<w:endnotes xmlns:wpc="http://schemas.microsoft.com/office/word/2010/wordprocessingCanvas" xmlns:cx="http://schemas.microsoft.com/office/drawing/2014/chartex" xmlns:cx1="http://schemas.microsoft.com/office/drawing/2015/9/8/chartex" xmlns:cx2="http://schemas.microsoft.com/office/drawing/2015/10/21/chartex" xmlns:cx3="http://schemas.microsoft.com/office/drawing/2016/5/9/chartex" xmlns:cx4="http://schemas.microsoft.com/office/drawing/2016/5/10/chartex" xmlns:cx5="http://schemas.microsoft.com/office/drawing/2016/5/11/chartex" xmlns:cx6="http://schemas.microsoft.com/office/drawing/2016/5/12/chartex" xmlns:cx7="http://schemas.microsoft.com/office/drawing/2016/5/13/chartex" xmlns:cx8="http://schemas.microsoft.com/office/drawing/2016/5/14/chartex" xmlns:mc="http://schemas.openxmlformats.org/markup-compatibility/2006" xmlns:aink="http://schemas.microsoft.com/office/drawing/2016/ink" xmlns:am3d="http://schemas.microsoft.com/office/drawing/2017/model3d" xmlns:o="urn:schemas-microsoft-com:office:office" xmlns:r="http://schemas.openxmlformats.org/officeDocument/2006/relationships" xmlns:m="http://schemas.openxmlformats.org/officeDocument/2006/math" xmlns:v="urn:schemas-microsoft-com:vml" xmlns:wp14="http://schemas.microsoft.com/office/word/2010/wordprocessingDrawing" xmlns:wp="http://schemas.openxmlformats.org/drawingml/2006/wordprocessingDrawing" xmlns:w10="urn:schemas-microsoft-com:office:word" xmlns:w="http://schemas.openxmlformats.org/wordprocessingml/2006/main" xmlns:w14="http://schemas.microsoft.com/office/word/2010/wordml" xmlns:w15="http://schemas.microsoft.com/office/word/2012/wordml" xmlns:w16cex="http://schemas.microsoft.com/office/word/2018/wordml/cex" xmlns:w16cid="http://schemas.microsoft.com/office/word/2016/wordml/cid" xmlns:w16="http://schemas.microsoft.com/office/word/2018/wordml" xmlns:w16sdtdh="http://schemas.microsoft.com/office/word/2020/wordml/sdtdatahash" xmlns:w16se="http://schemas.microsoft.com/office/word/2015/wordml/symex" xmlns:wpg="http://schemas.microsoft.com/office/word/2010/wordprocessingGroup" xmlns:wpi="http://schemas.microsoft.com/office/word/2010/wordprocessingInk" xmlns:wne="http://schemas.microsoft.com/office/word/2006/wordml" xmlns:wps="http://schemas.microsoft.com/office/word/2010/wordprocessingShape" mc:Ignorable="w14 w15 w16se w16cid w16 w16cex w16sdtdh wp14">
+<w:endnotes xmlns:wpc="http://schemas.microsoft.com/office/word/2010/wordprocessingCanvas" xmlns:cx="http://schemas.microsoft.com/office/drawing/2014/chartex" xmlns:cx1="http://schemas.microsoft.com/office/drawing/2015/9/8/chartex" xmlns:cx2="http://schemas.microsoft.com/office/drawing/2015/10/21/chartex" xmlns:cx3="http://schemas.microsoft.com/office/drawing/2016/5/9/chartex" xmlns:cx4="http://schemas.microsoft.com/office/drawing/2016/5/10/chartex" xmlns:cx5="http://schemas.microsoft.com/office/drawing/2016/5/11/chartex" xmlns:cx6="http://schemas.microsoft.com/office/drawing/2016/5/12/chartex" xmlns:cx7="http://schemas.microsoft.com/office/drawing/2016/5/13/chartex" xmlns:cx8="http://schemas.microsoft.com/office/drawing/2016/5/14/chartex" xmlns:mc="http://schemas.openxmlformats.org/markup-compatibility/2006" xmlns:aink="http://schemas.microsoft.com/office/drawing/2016/ink" xmlns:am3d="http://schemas.microsoft.com/office/drawing/2017/model3d" xmlns:o="urn:schemas-microsoft-com:office:office" xmlns:oel="http://schemas.microsoft.com/office/2019/extlst" xmlns:r="http://schemas.openxmlformats.org/officeDocument/2006/relationships" xmlns:m="http://schemas.openxmlformats.org/officeDocument/2006/math" xmlns:v="urn:schemas-microsoft-com:vml" xmlns:wp14="http://schemas.microsoft.com/office/word/2010/wordprocessingDrawing" xmlns:wp="http://schemas.openxmlformats.org/drawingml/2006/wordprocessingDrawing" xmlns:w10="urn:schemas-microsoft-com:office:word" xmlns:w="http://schemas.openxmlformats.org/wordprocessingml/2006/main" xmlns:w14="http://schemas.microsoft.com/office/word/2010/wordml" xmlns:w15="http://schemas.microsoft.com/office/word/2012/wordml" xmlns:w16cex="http://schemas.microsoft.com/office/word/2018/wordml/cex" xmlns:w16cid="http://schemas.microsoft.com/office/word/2016/wordml/cid" xmlns:w16="http://schemas.microsoft.com/office/word/2018/wordml" xmlns:w16du="http://schemas.microsoft.com/office/word/2023/wordml/word16du" xmlns:w16sdtdh="http://schemas.microsoft.com/office/word/2020/wordml/sdtdatahash" xmlns:w16sdtfl="http://schemas.microsoft.com/office/word/2024/wordml/sdtformatlock" xmlns:w16se="http://schemas.microsoft.com/office/word/2015/wordml/symex" xmlns:wpg="http://schemas.microsoft.com/office/word/2010/wordprocessingGroup" xmlns:wpi="http://schemas.microsoft.com/office/word/2010/wordprocessingInk" xmlns:wne="http://schemas.microsoft.com/office/word/2006/wordml" xmlns:wps="http://schemas.microsoft.com/office/word/2010/wordprocessingShape" mc:Ignorable="w14 w15 w16se w16cid w16 w16cex w16sdtdh w16sdtfl w16du wp14">
   <w:endnote w:type="separator" w:id="-1">
     <w:p>
       <w:r>
@@ -4393,7 +4172,7 @@
 </file>
 
 <file path=word/footer1.xml><?xml version="1.0" encoding="utf-8"?>
-<w:ftr xmlns:wpc="http://schemas.microsoft.com/office/word/2010/wordprocessingCanvas" xmlns:cx="http://schemas.microsoft.com/office/drawing/2014/chartex" xmlns:cx1="http://schemas.microsoft.com/office/drawing/2015/9/8/chartex" xmlns:cx2="http://schemas.microsoft.com/office/drawing/2015/10/21/chartex" xmlns:cx3="http://schemas.microsoft.com/office/drawing/2016/5/9/chartex" xmlns:cx4="http://schemas.microsoft.com/office/drawing/2016/5/10/chartex" xmlns:cx5="http://schemas.microsoft.com/office/drawing/2016/5/11/chartex" xmlns:cx6="http://schemas.microsoft.com/office/drawing/2016/5/12/chartex" xmlns:cx7="http://schemas.microsoft.com/office/drawing/2016/5/13/chartex" xmlns:cx8="http://schemas.microsoft.com/office/drawing/2016/5/14/chartex" xmlns:mc="http://schemas.openxmlformats.org/markup-compatibility/2006" xmlns:aink="http://schemas.microsoft.com/office/drawing/2016/ink" xmlns:am3d="http://schemas.microsoft.com/office/drawing/2017/model3d" xmlns:o="urn:schemas-microsoft-com:office:office" xmlns:r="http://schemas.openxmlformats.org/officeDocument/2006/relationships" xmlns:m="http://schemas.openxmlformats.org/officeDocument/2006/math" xmlns:v="urn:schemas-microsoft-com:vml" xmlns:wp14="http://schemas.microsoft.com/office/word/2010/wordprocessingDrawing" xmlns:wp="http://schemas.openxmlformats.org/drawingml/2006/wordprocessingDrawing" xmlns:w10="urn:schemas-microsoft-com:office:word" xmlns:w="http://schemas.openxmlformats.org/wordprocessingml/2006/main" xmlns:w14="http://schemas.microsoft.com/office/word/2010/wordml" xmlns:w15="http://schemas.microsoft.com/office/word/2012/wordml" xmlns:w16cex="http://schemas.microsoft.com/office/word/2018/wordml/cex" xmlns:w16cid="http://schemas.microsoft.com/office/word/2016/wordml/cid" xmlns:w16="http://schemas.microsoft.com/office/word/2018/wordml" xmlns:w16sdtdh="http://schemas.microsoft.com/office/word/2020/wordml/sdtdatahash" xmlns:w16se="http://schemas.microsoft.com/office/word/2015/wordml/symex" xmlns:wpg="http://schemas.microsoft.com/office/word/2010/wordprocessingGroup" xmlns:wpi="http://schemas.microsoft.com/office/word/2010/wordprocessingInk" xmlns:wne="http://schemas.microsoft.com/office/word/2006/wordml" xmlns:wps="http://schemas.microsoft.com/office/word/2010/wordprocessingShape" mc:Ignorable="w14 w15 w16se w16cid w16 w16cex w16sdtdh wp14">
+<w:ftr xmlns:wpc="http://schemas.microsoft.com/office/word/2010/wordprocessingCanvas" xmlns:cx="http://schemas.microsoft.com/office/drawing/2014/chartex" xmlns:cx1="http://schemas.microsoft.com/office/drawing/2015/9/8/chartex" xmlns:cx2="http://schemas.microsoft.com/office/drawing/2015/10/21/chartex" xmlns:cx3="http://schemas.microsoft.com/office/drawing/2016/5/9/chartex" xmlns:cx4="http://schemas.microsoft.com/office/drawing/2016/5/10/chartex" xmlns:cx5="http://schemas.microsoft.com/office/drawing/2016/5/11/chartex" xmlns:cx6="http://schemas.microsoft.com/office/drawing/2016/5/12/chartex" xmlns:cx7="http://schemas.microsoft.com/office/drawing/2016/5/13/chartex" xmlns:cx8="http://schemas.microsoft.com/office/drawing/2016/5/14/chartex" xmlns:mc="http://schemas.openxmlformats.org/markup-compatibility/2006" xmlns:aink="http://schemas.microsoft.com/office/drawing/2016/ink" xmlns:am3d="http://schemas.microsoft.com/office/drawing/2017/model3d" xmlns:o="urn:schemas-microsoft-com:office:office" xmlns:oel="http://schemas.microsoft.com/office/2019/extlst" xmlns:r="http://schemas.openxmlformats.org/officeDocument/2006/relationships" xmlns:m="http://schemas.openxmlformats.org/officeDocument/2006/math" xmlns:v="urn:schemas-microsoft-com:vml" xmlns:wp14="http://schemas.microsoft.com/office/word/2010/wordprocessingDrawing" xmlns:wp="http://schemas.openxmlformats.org/drawingml/2006/wordprocessingDrawing" xmlns:w10="urn:schemas-microsoft-com:office:word" xmlns:w="http://schemas.openxmlformats.org/wordprocessingml/2006/main" xmlns:w14="http://schemas.microsoft.com/office/word/2010/wordml" xmlns:w15="http://schemas.microsoft.com/office/word/2012/wordml" xmlns:w16cex="http://schemas.microsoft.com/office/word/2018/wordml/cex" xmlns:w16cid="http://schemas.microsoft.com/office/word/2016/wordml/cid" xmlns:w16="http://schemas.microsoft.com/office/word/2018/wordml" xmlns:w16du="http://schemas.microsoft.com/office/word/2023/wordml/word16du" xmlns:w16sdtdh="http://schemas.microsoft.com/office/word/2020/wordml/sdtdatahash" xmlns:w16sdtfl="http://schemas.microsoft.com/office/word/2024/wordml/sdtformatlock" xmlns:w16se="http://schemas.microsoft.com/office/word/2015/wordml/symex" xmlns:wpg="http://schemas.microsoft.com/office/word/2010/wordprocessingGroup" xmlns:wpi="http://schemas.microsoft.com/office/word/2010/wordprocessingInk" xmlns:wne="http://schemas.microsoft.com/office/word/2006/wordml" xmlns:wps="http://schemas.microsoft.com/office/word/2010/wordprocessingShape" mc:Ignorable="w14 w15 w16se w16cid w16 w16cex w16sdtdh w16sdtfl w16du wp14">
   <w:p>
     <w:pPr>
       <w:pStyle w:val="llb"/>
@@ -4403,7 +4182,7 @@
 </file>
 
 <file path=word/footer2.xml><?xml version="1.0" encoding="utf-8"?>
-<w:ftr xmlns:wpc="http://schemas.microsoft.com/office/word/2010/wordprocessingCanvas" xmlns:cx="http://schemas.microsoft.com/office/drawing/2014/chartex" xmlns:cx1="http://schemas.microsoft.com/office/drawing/2015/9/8/chartex" xmlns:cx2="http://schemas.microsoft.com/office/drawing/2015/10/21/chartex" xmlns:cx3="http://schemas.microsoft.com/office/drawing/2016/5/9/chartex" xmlns:cx4="http://schemas.microsoft.com/office/drawing/2016/5/10/chartex" xmlns:cx5="http://schemas.microsoft.com/office/drawing/2016/5/11/chartex" xmlns:cx6="http://schemas.microsoft.com/office/drawing/2016/5/12/chartex" xmlns:cx7="http://schemas.microsoft.com/office/drawing/2016/5/13/chartex" xmlns:cx8="http://schemas.microsoft.com/office/drawing/2016/5/14/chartex" xmlns:mc="http://schemas.openxmlformats.org/markup-compatibility/2006" xmlns:aink="http://schemas.microsoft.com/office/drawing/2016/ink" xmlns:am3d="http://schemas.microsoft.com/office/drawing/2017/model3d" xmlns:o="urn:schemas-microsoft-com:office:office" xmlns:r="http://schemas.openxmlformats.org/officeDocument/2006/relationships" xmlns:m="http://schemas.openxmlformats.org/officeDocument/2006/math" xmlns:v="urn:schemas-microsoft-com:vml" xmlns:wp14="http://schemas.microsoft.com/office/word/2010/wordprocessingDrawing" xmlns:wp="http://schemas.openxmlformats.org/drawingml/2006/wordprocessingDrawing" xmlns:w10="urn:schemas-microsoft-com:office:word" xmlns:w="http://schemas.openxmlformats.org/wordprocessingml/2006/main" xmlns:w14="http://schemas.microsoft.com/office/word/2010/wordml" xmlns:w15="http://schemas.microsoft.com/office/word/2012/wordml" xmlns:w16cex="http://schemas.microsoft.com/office/word/2018/wordml/cex" xmlns:w16cid="http://schemas.microsoft.com/office/word/2016/wordml/cid" xmlns:w16="http://schemas.microsoft.com/office/word/2018/wordml" xmlns:w16sdtdh="http://schemas.microsoft.com/office/word/2020/wordml/sdtdatahash" xmlns:w16se="http://schemas.microsoft.com/office/word/2015/wordml/symex" xmlns:wpg="http://schemas.microsoft.com/office/word/2010/wordprocessingGroup" xmlns:wpi="http://schemas.microsoft.com/office/word/2010/wordprocessingInk" xmlns:wne="http://schemas.microsoft.com/office/word/2006/wordml" xmlns:wps="http://schemas.microsoft.com/office/word/2010/wordprocessingShape" mc:Ignorable="w14 w15 w16se w16cid w16 w16cex w16sdtdh wp14">
+<w:ftr xmlns:wpc="http://schemas.microsoft.com/office/word/2010/wordprocessingCanvas" xmlns:cx="http://schemas.microsoft.com/office/drawing/2014/chartex" xmlns:cx1="http://schemas.microsoft.com/office/drawing/2015/9/8/chartex" xmlns:cx2="http://schemas.microsoft.com/office/drawing/2015/10/21/chartex" xmlns:cx3="http://schemas.microsoft.com/office/drawing/2016/5/9/chartex" xmlns:cx4="http://schemas.microsoft.com/office/drawing/2016/5/10/chartex" xmlns:cx5="http://schemas.microsoft.com/office/drawing/2016/5/11/chartex" xmlns:cx6="http://schemas.microsoft.com/office/drawing/2016/5/12/chartex" xmlns:cx7="http://schemas.microsoft.com/office/drawing/2016/5/13/chartex" xmlns:cx8="http://schemas.microsoft.com/office/drawing/2016/5/14/chartex" xmlns:mc="http://schemas.openxmlformats.org/markup-compatibility/2006" xmlns:aink="http://schemas.microsoft.com/office/drawing/2016/ink" xmlns:am3d="http://schemas.microsoft.com/office/drawing/2017/model3d" xmlns:o="urn:schemas-microsoft-com:office:office" xmlns:oel="http://schemas.microsoft.com/office/2019/extlst" xmlns:r="http://schemas.openxmlformats.org/officeDocument/2006/relationships" xmlns:m="http://schemas.openxmlformats.org/officeDocument/2006/math" xmlns:v="urn:schemas-microsoft-com:vml" xmlns:wp14="http://schemas.microsoft.com/office/word/2010/wordprocessingDrawing" xmlns:wp="http://schemas.openxmlformats.org/drawingml/2006/wordprocessingDrawing" xmlns:w10="urn:schemas-microsoft-com:office:word" xmlns:w="http://schemas.openxmlformats.org/wordprocessingml/2006/main" xmlns:w14="http://schemas.microsoft.com/office/word/2010/wordml" xmlns:w15="http://schemas.microsoft.com/office/word/2012/wordml" xmlns:w16cex="http://schemas.microsoft.com/office/word/2018/wordml/cex" xmlns:w16cid="http://schemas.microsoft.com/office/word/2016/wordml/cid" xmlns:w16="http://schemas.microsoft.com/office/word/2018/wordml" xmlns:w16du="http://schemas.microsoft.com/office/word/2023/wordml/word16du" xmlns:w16sdtdh="http://schemas.microsoft.com/office/word/2020/wordml/sdtdatahash" xmlns:w16sdtfl="http://schemas.microsoft.com/office/word/2024/wordml/sdtformatlock" xmlns:w16se="http://schemas.microsoft.com/office/word/2015/wordml/symex" xmlns:wpg="http://schemas.microsoft.com/office/word/2010/wordprocessingGroup" xmlns:wpi="http://schemas.microsoft.com/office/word/2010/wordprocessingInk" xmlns:wne="http://schemas.microsoft.com/office/word/2006/wordml" xmlns:wps="http://schemas.microsoft.com/office/word/2010/wordprocessingShape" mc:Ignorable="w14 w15 w16se w16cid w16 w16cex w16sdtdh w16sdtfl w16du wp14">
   <w:sdt>
     <w:sdtPr>
       <w:id w:val="-1863659306"/>
@@ -4412,7 +4191,6 @@
         <w:docPartUnique/>
       </w:docPartObj>
     </w:sdtPr>
-    <w:sdtEndPr/>
     <w:sdtContent>
       <w:sdt>
         <w:sdtPr>
@@ -4422,7 +4200,6 @@
             <w:docPartUnique/>
           </w:docPartObj>
         </w:sdtPr>
-        <w:sdtEndPr/>
         <w:sdtContent>
           <w:p>
             <w:pPr>
@@ -4475,7 +4252,7 @@
 </file>
 
 <file path=word/footer3.xml><?xml version="1.0" encoding="utf-8"?>
-<w:ftr xmlns:wpc="http://schemas.microsoft.com/office/word/2010/wordprocessingCanvas" xmlns:cx="http://schemas.microsoft.com/office/drawing/2014/chartex" xmlns:cx1="http://schemas.microsoft.com/office/drawing/2015/9/8/chartex" xmlns:cx2="http://schemas.microsoft.com/office/drawing/2015/10/21/chartex" xmlns:cx3="http://schemas.microsoft.com/office/drawing/2016/5/9/chartex" xmlns:cx4="http://schemas.microsoft.com/office/drawing/2016/5/10/chartex" xmlns:cx5="http://schemas.microsoft.com/office/drawing/2016/5/11/chartex" xmlns:cx6="http://schemas.microsoft.com/office/drawing/2016/5/12/chartex" xmlns:cx7="http://schemas.microsoft.com/office/drawing/2016/5/13/chartex" xmlns:cx8="http://schemas.microsoft.com/office/drawing/2016/5/14/chartex" xmlns:mc="http://schemas.openxmlformats.org/markup-compatibility/2006" xmlns:aink="http://schemas.microsoft.com/office/drawing/2016/ink" xmlns:am3d="http://schemas.microsoft.com/office/drawing/2017/model3d" xmlns:o="urn:schemas-microsoft-com:office:office" xmlns:r="http://schemas.openxmlformats.org/officeDocument/2006/relationships" xmlns:m="http://schemas.openxmlformats.org/officeDocument/2006/math" xmlns:v="urn:schemas-microsoft-com:vml" xmlns:wp14="http://schemas.microsoft.com/office/word/2010/wordprocessingDrawing" xmlns:wp="http://schemas.openxmlformats.org/drawingml/2006/wordprocessingDrawing" xmlns:w10="urn:schemas-microsoft-com:office:word" xmlns:w="http://schemas.openxmlformats.org/wordprocessingml/2006/main" xmlns:w14="http://schemas.microsoft.com/office/word/2010/wordml" xmlns:w15="http://schemas.microsoft.com/office/word/2012/wordml" xmlns:w16cex="http://schemas.microsoft.com/office/word/2018/wordml/cex" xmlns:w16cid="http://schemas.microsoft.com/office/word/2016/wordml/cid" xmlns:w16="http://schemas.microsoft.com/office/word/2018/wordml" xmlns:w16sdtdh="http://schemas.microsoft.com/office/word/2020/wordml/sdtdatahash" xmlns:w16se="http://schemas.microsoft.com/office/word/2015/wordml/symex" xmlns:wpg="http://schemas.microsoft.com/office/word/2010/wordprocessingGroup" xmlns:wpi="http://schemas.microsoft.com/office/word/2010/wordprocessingInk" xmlns:wne="http://schemas.microsoft.com/office/word/2006/wordml" xmlns:wps="http://schemas.microsoft.com/office/word/2010/wordprocessingShape" mc:Ignorable="w14 w15 w16se w16cid w16 w16cex w16sdtdh wp14">
+<w:ftr xmlns:wpc="http://schemas.microsoft.com/office/word/2010/wordprocessingCanvas" xmlns:cx="http://schemas.microsoft.com/office/drawing/2014/chartex" xmlns:cx1="http://schemas.microsoft.com/office/drawing/2015/9/8/chartex" xmlns:cx2="http://schemas.microsoft.com/office/drawing/2015/10/21/chartex" xmlns:cx3="http://schemas.microsoft.com/office/drawing/2016/5/9/chartex" xmlns:cx4="http://schemas.microsoft.com/office/drawing/2016/5/10/chartex" xmlns:cx5="http://schemas.microsoft.com/office/drawing/2016/5/11/chartex" xmlns:cx6="http://schemas.microsoft.com/office/drawing/2016/5/12/chartex" xmlns:cx7="http://schemas.microsoft.com/office/drawing/2016/5/13/chartex" xmlns:cx8="http://schemas.microsoft.com/office/drawing/2016/5/14/chartex" xmlns:mc="http://schemas.openxmlformats.org/markup-compatibility/2006" xmlns:aink="http://schemas.microsoft.com/office/drawing/2016/ink" xmlns:am3d="http://schemas.microsoft.com/office/drawing/2017/model3d" xmlns:o="urn:schemas-microsoft-com:office:office" xmlns:oel="http://schemas.microsoft.com/office/2019/extlst" xmlns:r="http://schemas.openxmlformats.org/officeDocument/2006/relationships" xmlns:m="http://schemas.openxmlformats.org/officeDocument/2006/math" xmlns:v="urn:schemas-microsoft-com:vml" xmlns:wp14="http://schemas.microsoft.com/office/word/2010/wordprocessingDrawing" xmlns:wp="http://schemas.openxmlformats.org/drawingml/2006/wordprocessingDrawing" xmlns:w10="urn:schemas-microsoft-com:office:word" xmlns:w="http://schemas.openxmlformats.org/wordprocessingml/2006/main" xmlns:w14="http://schemas.microsoft.com/office/word/2010/wordml" xmlns:w15="http://schemas.microsoft.com/office/word/2012/wordml" xmlns:w16cex="http://schemas.microsoft.com/office/word/2018/wordml/cex" xmlns:w16cid="http://schemas.microsoft.com/office/word/2016/wordml/cid" xmlns:w16="http://schemas.microsoft.com/office/word/2018/wordml" xmlns:w16du="http://schemas.microsoft.com/office/word/2023/wordml/word16du" xmlns:w16sdtdh="http://schemas.microsoft.com/office/word/2020/wordml/sdtdatahash" xmlns:w16sdtfl="http://schemas.microsoft.com/office/word/2024/wordml/sdtformatlock" xmlns:w16se="http://schemas.microsoft.com/office/word/2015/wordml/symex" xmlns:wpg="http://schemas.microsoft.com/office/word/2010/wordprocessingGroup" xmlns:wpi="http://schemas.microsoft.com/office/word/2010/wordprocessingInk" xmlns:wne="http://schemas.microsoft.com/office/word/2006/wordml" xmlns:wps="http://schemas.microsoft.com/office/word/2010/wordprocessingShape" mc:Ignorable="w14 w15 w16se w16cid w16 w16cex w16sdtdh w16sdtfl w16du wp14">
   <w:p>
     <w:pPr>
       <w:pStyle w:val="llb"/>
@@ -4485,7 +4262,7 @@
 </file>
 
 <file path=word/footnotes.xml><?xml version="1.0" encoding="utf-8"?>
-<w:footnotes xmlns:wpc="http://schemas.microsoft.com/office/word/2010/wordprocessingCanvas" xmlns:cx="http://schemas.microsoft.com/office/drawing/2014/chartex" xmlns:cx1="http://schemas.microsoft.com/office/drawing/2015/9/8/chartex" xmlns:cx2="http://schemas.microsoft.com/office/drawing/2015/10/21/chartex" xmlns:cx3="http://schemas.microsoft.com/office/drawing/2016/5/9/chartex" xmlns:cx4="http://schemas.microsoft.com/office/drawing/2016/5/10/chartex" xmlns:cx5="http://schemas.microsoft.com/office/drawing/2016/5/11/chartex" xmlns:cx6="http://schemas.microsoft.com/office/drawing/2016/5/12/chartex" xmlns:cx7="http://schemas.microsoft.com/office/drawing/2016/5/13/chartex" xmlns:cx8="http://schemas.microsoft.com/office/drawing/2016/5/14/chartex" xmlns:mc="http://schemas.openxmlformats.org/markup-compatibility/2006" xmlns:aink="http://schemas.microsoft.com/office/drawing/2016/ink" xmlns:am3d="http://schemas.microsoft.com/office/drawing/2017/model3d" xmlns:o="urn:schemas-microsoft-com:office:office" xmlns:r="http://schemas.openxmlformats.org/officeDocument/2006/relationships" xmlns:m="http://schemas.openxmlformats.org/officeDocument/2006/math" xmlns:v="urn:schemas-microsoft-com:vml" xmlns:wp14="http://schemas.microsoft.com/office/word/2010/wordprocessingDrawing" xmlns:wp="http://schemas.openxmlformats.org/drawingml/2006/wordprocessingDrawing" xmlns:w10="urn:schemas-microsoft-com:office:word" xmlns:w="http://schemas.openxmlformats.org/wordprocessingml/2006/main" xmlns:w14="http://schemas.microsoft.com/office/word/2010/wordml" xmlns:w15="http://schemas.microsoft.com/office/word/2012/wordml" xmlns:w16cex="http://schemas.microsoft.com/office/word/2018/wordml/cex" xmlns:w16cid="http://schemas.microsoft.com/office/word/2016/wordml/cid" xmlns:w16="http://schemas.microsoft.com/office/word/2018/wordml" xmlns:w16sdtdh="http://schemas.microsoft.com/office/word/2020/wordml/sdtdatahash" xmlns:w16se="http://schemas.microsoft.com/office/word/2015/wordml/symex" xmlns:wpg="http://schemas.microsoft.com/office/word/2010/wordprocessingGroup" xmlns:wpi="http://schemas.microsoft.com/office/word/2010/wordprocessingInk" xmlns:wne="http://schemas.microsoft.com/office/word/2006/wordml" xmlns:wps="http://schemas.microsoft.com/office/word/2010/wordprocessingShape" mc:Ignorable="w14 w15 w16se w16cid w16 w16cex w16sdtdh wp14">
+<w:footnotes xmlns:wpc="http://schemas.microsoft.com/office/word/2010/wordprocessingCanvas" xmlns:cx="http://schemas.microsoft.com/office/drawing/2014/chartex" xmlns:cx1="http://schemas.microsoft.com/office/drawing/2015/9/8/chartex" xmlns:cx2="http://schemas.microsoft.com/office/drawing/2015/10/21/chartex" xmlns:cx3="http://schemas.microsoft.com/office/drawing/2016/5/9/chartex" xmlns:cx4="http://schemas.microsoft.com/office/drawing/2016/5/10/chartex" xmlns:cx5="http://schemas.microsoft.com/office/drawing/2016/5/11/chartex" xmlns:cx6="http://schemas.microsoft.com/office/drawing/2016/5/12/chartex" xmlns:cx7="http://schemas.microsoft.com/office/drawing/2016/5/13/chartex" xmlns:cx8="http://schemas.microsoft.com/office/drawing/2016/5/14/chartex" xmlns:mc="http://schemas.openxmlformats.org/markup-compatibility/2006" xmlns:aink="http://schemas.microsoft.com/office/drawing/2016/ink" xmlns:am3d="http://schemas.microsoft.com/office/drawing/2017/model3d" xmlns:o="urn:schemas-microsoft-com:office:office" xmlns:oel="http://schemas.microsoft.com/office/2019/extlst" xmlns:r="http://schemas.openxmlformats.org/officeDocument/2006/relationships" xmlns:m="http://schemas.openxmlformats.org/officeDocument/2006/math" xmlns:v="urn:schemas-microsoft-com:vml" xmlns:wp14="http://schemas.microsoft.com/office/word/2010/wordprocessingDrawing" xmlns:wp="http://schemas.openxmlformats.org/drawingml/2006/wordprocessingDrawing" xmlns:w10="urn:schemas-microsoft-com:office:word" xmlns:w="http://schemas.openxmlformats.org/wordprocessingml/2006/main" xmlns:w14="http://schemas.microsoft.com/office/word/2010/wordml" xmlns:w15="http://schemas.microsoft.com/office/word/2012/wordml" xmlns:w16cex="http://schemas.microsoft.com/office/word/2018/wordml/cex" xmlns:w16cid="http://schemas.microsoft.com/office/word/2016/wordml/cid" xmlns:w16="http://schemas.microsoft.com/office/word/2018/wordml" xmlns:w16du="http://schemas.microsoft.com/office/word/2023/wordml/word16du" xmlns:w16sdtdh="http://schemas.microsoft.com/office/word/2020/wordml/sdtdatahash" xmlns:w16sdtfl="http://schemas.microsoft.com/office/word/2024/wordml/sdtformatlock" xmlns:w16se="http://schemas.microsoft.com/office/word/2015/wordml/symex" xmlns:wpg="http://schemas.microsoft.com/office/word/2010/wordprocessingGroup" xmlns:wpi="http://schemas.microsoft.com/office/word/2010/wordprocessingInk" xmlns:wne="http://schemas.microsoft.com/office/word/2006/wordml" xmlns:wps="http://schemas.microsoft.com/office/word/2010/wordprocessingShape" mc:Ignorable="w14 w15 w16se w16cid w16 w16cex w16sdtdh w16sdtfl w16du wp14">
   <w:footnote w:type="separator" w:id="-1">
     <w:p>
       <w:r>
@@ -4504,7 +4281,7 @@
 </file>
 
 <file path=word/header1.xml><?xml version="1.0" encoding="utf-8"?>
-<w:hdr xmlns:wpc="http://schemas.microsoft.com/office/word/2010/wordprocessingCanvas" xmlns:cx="http://schemas.microsoft.com/office/drawing/2014/chartex" xmlns:cx1="http://schemas.microsoft.com/office/drawing/2015/9/8/chartex" xmlns:cx2="http://schemas.microsoft.com/office/drawing/2015/10/21/chartex" xmlns:cx3="http://schemas.microsoft.com/office/drawing/2016/5/9/chartex" xmlns:cx4="http://schemas.microsoft.com/office/drawing/2016/5/10/chartex" xmlns:cx5="http://schemas.microsoft.com/office/drawing/2016/5/11/chartex" xmlns:cx6="http://schemas.microsoft.com/office/drawing/2016/5/12/chartex" xmlns:cx7="http://schemas.microsoft.com/office/drawing/2016/5/13/chartex" xmlns:cx8="http://schemas.microsoft.com/office/drawing/2016/5/14/chartex" xmlns:mc="http://schemas.openxmlformats.org/markup-compatibility/2006" xmlns:aink="http://schemas.microsoft.com/office/drawing/2016/ink" xmlns:am3d="http://schemas.microsoft.com/office/drawing/2017/model3d" xmlns:o="urn:schemas-microsoft-com:office:office" xmlns:r="http://schemas.openxmlformats.org/officeDocument/2006/relationships" xmlns:m="http://schemas.openxmlformats.org/officeDocument/2006/math" xmlns:v="urn:schemas-microsoft-com:vml" xmlns:wp14="http://schemas.microsoft.com/office/word/2010/wordprocessingDrawing" xmlns:wp="http://schemas.openxmlformats.org/drawingml/2006/wordprocessingDrawing" xmlns:w10="urn:schemas-microsoft-com:office:word" xmlns:w="http://schemas.openxmlformats.org/wordprocessingml/2006/main" xmlns:w14="http://schemas.microsoft.com/office/word/2010/wordml" xmlns:w15="http://schemas.microsoft.com/office/word/2012/wordml" xmlns:w16cex="http://schemas.microsoft.com/office/word/2018/wordml/cex" xmlns:w16cid="http://schemas.microsoft.com/office/word/2016/wordml/cid" xmlns:w16="http://schemas.microsoft.com/office/word/2018/wordml" xmlns:w16sdtdh="http://schemas.microsoft.com/office/word/2020/wordml/sdtdatahash" xmlns:w16se="http://schemas.microsoft.com/office/word/2015/wordml/symex" xmlns:wpg="http://schemas.microsoft.com/office/word/2010/wordprocessingGroup" xmlns:wpi="http://schemas.microsoft.com/office/word/2010/wordprocessingInk" xmlns:wne="http://schemas.microsoft.com/office/word/2006/wordml" xmlns:wps="http://schemas.microsoft.com/office/word/2010/wordprocessingShape" mc:Ignorable="w14 w15 w16se w16cid w16 w16cex w16sdtdh wp14">
+<w:hdr xmlns:wpc="http://schemas.microsoft.com/office/word/2010/wordprocessingCanvas" xmlns:cx="http://schemas.microsoft.com/office/drawing/2014/chartex" xmlns:cx1="http://schemas.microsoft.com/office/drawing/2015/9/8/chartex" xmlns:cx2="http://schemas.microsoft.com/office/drawing/2015/10/21/chartex" xmlns:cx3="http://schemas.microsoft.com/office/drawing/2016/5/9/chartex" xmlns:cx4="http://schemas.microsoft.com/office/drawing/2016/5/10/chartex" xmlns:cx5="http://schemas.microsoft.com/office/drawing/2016/5/11/chartex" xmlns:cx6="http://schemas.microsoft.com/office/drawing/2016/5/12/chartex" xmlns:cx7="http://schemas.microsoft.com/office/drawing/2016/5/13/chartex" xmlns:cx8="http://schemas.microsoft.com/office/drawing/2016/5/14/chartex" xmlns:mc="http://schemas.openxmlformats.org/markup-compatibility/2006" xmlns:aink="http://schemas.microsoft.com/office/drawing/2016/ink" xmlns:am3d="http://schemas.microsoft.com/office/drawing/2017/model3d" xmlns:o="urn:schemas-microsoft-com:office:office" xmlns:oel="http://schemas.microsoft.com/office/2019/extlst" xmlns:r="http://schemas.openxmlformats.org/officeDocument/2006/relationships" xmlns:m="http://schemas.openxmlformats.org/officeDocument/2006/math" xmlns:v="urn:schemas-microsoft-com:vml" xmlns:wp14="http://schemas.microsoft.com/office/word/2010/wordprocessingDrawing" xmlns:wp="http://schemas.openxmlformats.org/drawingml/2006/wordprocessingDrawing" xmlns:w10="urn:schemas-microsoft-com:office:word" xmlns:w="http://schemas.openxmlformats.org/wordprocessingml/2006/main" xmlns:w14="http://schemas.microsoft.com/office/word/2010/wordml" xmlns:w15="http://schemas.microsoft.com/office/word/2012/wordml" xmlns:w16cex="http://schemas.microsoft.com/office/word/2018/wordml/cex" xmlns:w16cid="http://schemas.microsoft.com/office/word/2016/wordml/cid" xmlns:w16="http://schemas.microsoft.com/office/word/2018/wordml" xmlns:w16du="http://schemas.microsoft.com/office/word/2023/wordml/word16du" xmlns:w16sdtdh="http://schemas.microsoft.com/office/word/2020/wordml/sdtdatahash" xmlns:w16sdtfl="http://schemas.microsoft.com/office/word/2024/wordml/sdtformatlock" xmlns:w16se="http://schemas.microsoft.com/office/word/2015/wordml/symex" xmlns:wpg="http://schemas.microsoft.com/office/word/2010/wordprocessingGroup" xmlns:wpi="http://schemas.microsoft.com/office/word/2010/wordprocessingInk" xmlns:wne="http://schemas.microsoft.com/office/word/2006/wordml" xmlns:wps="http://schemas.microsoft.com/office/word/2010/wordprocessingShape" mc:Ignorable="w14 w15 w16se w16cid w16 w16cex w16sdtdh w16sdtfl w16du wp14">
   <w:p>
     <w:pPr>
       <w:pStyle w:val="lfej"/>
@@ -4514,7 +4291,7 @@
 </file>
 
 <file path=word/header2.xml><?xml version="1.0" encoding="utf-8"?>
-<w:hdr xmlns:wpc="http://schemas.microsoft.com/office/word/2010/wordprocessingCanvas" xmlns:cx="http://schemas.microsoft.com/office/drawing/2014/chartex" xmlns:cx1="http://schemas.microsoft.com/office/drawing/2015/9/8/chartex" xmlns:cx2="http://schemas.microsoft.com/office/drawing/2015/10/21/chartex" xmlns:cx3="http://schemas.microsoft.com/office/drawing/2016/5/9/chartex" xmlns:cx4="http://schemas.microsoft.com/office/drawing/2016/5/10/chartex" xmlns:cx5="http://schemas.microsoft.com/office/drawing/2016/5/11/chartex" xmlns:cx6="http://schemas.microsoft.com/office/drawing/2016/5/12/chartex" xmlns:cx7="http://schemas.microsoft.com/office/drawing/2016/5/13/chartex" xmlns:cx8="http://schemas.microsoft.com/office/drawing/2016/5/14/chartex" xmlns:mc="http://schemas.openxmlformats.org/markup-compatibility/2006" xmlns:aink="http://schemas.microsoft.com/office/drawing/2016/ink" xmlns:am3d="http://schemas.microsoft.com/office/drawing/2017/model3d" xmlns:o="urn:schemas-microsoft-com:office:office" xmlns:r="http://schemas.openxmlformats.org/officeDocument/2006/relationships" xmlns:m="http://schemas.openxmlformats.org/officeDocument/2006/math" xmlns:v="urn:schemas-microsoft-com:vml" xmlns:wp14="http://schemas.microsoft.com/office/word/2010/wordprocessingDrawing" xmlns:wp="http://schemas.openxmlformats.org/drawingml/2006/wordprocessingDrawing" xmlns:w10="urn:schemas-microsoft-com:office:word" xmlns:w="http://schemas.openxmlformats.org/wordprocessingml/2006/main" xmlns:w14="http://schemas.microsoft.com/office/word/2010/wordml" xmlns:w15="http://schemas.microsoft.com/office/word/2012/wordml" xmlns:w16cex="http://schemas.microsoft.com/office/word/2018/wordml/cex" xmlns:w16cid="http://schemas.microsoft.com/office/word/2016/wordml/cid" xmlns:w16="http://schemas.microsoft.com/office/word/2018/wordml" xmlns:w16sdtdh="http://schemas.microsoft.com/office/word/2020/wordml/sdtdatahash" xmlns:w16se="http://schemas.microsoft.com/office/word/2015/wordml/symex" xmlns:wpg="http://schemas.microsoft.com/office/word/2010/wordprocessingGroup" xmlns:wpi="http://schemas.microsoft.com/office/word/2010/wordprocessingInk" xmlns:wne="http://schemas.microsoft.com/office/word/2006/wordml" xmlns:wps="http://schemas.microsoft.com/office/word/2010/wordprocessingShape" mc:Ignorable="w14 w15 w16se w16cid w16 w16cex w16sdtdh wp14">
+<w:hdr xmlns:wpc="http://schemas.microsoft.com/office/word/2010/wordprocessingCanvas" xmlns:cx="http://schemas.microsoft.com/office/drawing/2014/chartex" xmlns:cx1="http://schemas.microsoft.com/office/drawing/2015/9/8/chartex" xmlns:cx2="http://schemas.microsoft.com/office/drawing/2015/10/21/chartex" xmlns:cx3="http://schemas.microsoft.com/office/drawing/2016/5/9/chartex" xmlns:cx4="http://schemas.microsoft.com/office/drawing/2016/5/10/chartex" xmlns:cx5="http://schemas.microsoft.com/office/drawing/2016/5/11/chartex" xmlns:cx6="http://schemas.microsoft.com/office/drawing/2016/5/12/chartex" xmlns:cx7="http://schemas.microsoft.com/office/drawing/2016/5/13/chartex" xmlns:cx8="http://schemas.microsoft.com/office/drawing/2016/5/14/chartex" xmlns:mc="http://schemas.openxmlformats.org/markup-compatibility/2006" xmlns:aink="http://schemas.microsoft.com/office/drawing/2016/ink" xmlns:am3d="http://schemas.microsoft.com/office/drawing/2017/model3d" xmlns:o="urn:schemas-microsoft-com:office:office" xmlns:oel="http://schemas.microsoft.com/office/2019/extlst" xmlns:r="http://schemas.openxmlformats.org/officeDocument/2006/relationships" xmlns:m="http://schemas.openxmlformats.org/officeDocument/2006/math" xmlns:v="urn:schemas-microsoft-com:vml" xmlns:wp14="http://schemas.microsoft.com/office/word/2010/wordprocessingDrawing" xmlns:wp="http://schemas.openxmlformats.org/drawingml/2006/wordprocessingDrawing" xmlns:w10="urn:schemas-microsoft-com:office:word" xmlns:w="http://schemas.openxmlformats.org/wordprocessingml/2006/main" xmlns:w14="http://schemas.microsoft.com/office/word/2010/wordml" xmlns:w15="http://schemas.microsoft.com/office/word/2012/wordml" xmlns:w16cex="http://schemas.microsoft.com/office/word/2018/wordml/cex" xmlns:w16cid="http://schemas.microsoft.com/office/word/2016/wordml/cid" xmlns:w16="http://schemas.microsoft.com/office/word/2018/wordml" xmlns:w16du="http://schemas.microsoft.com/office/word/2023/wordml/word16du" xmlns:w16sdtdh="http://schemas.microsoft.com/office/word/2020/wordml/sdtdatahash" xmlns:w16sdtfl="http://schemas.microsoft.com/office/word/2024/wordml/sdtformatlock" xmlns:w16se="http://schemas.microsoft.com/office/word/2015/wordml/symex" xmlns:wpg="http://schemas.microsoft.com/office/word/2010/wordprocessingGroup" xmlns:wpi="http://schemas.microsoft.com/office/word/2010/wordprocessingInk" xmlns:wne="http://schemas.microsoft.com/office/word/2006/wordml" xmlns:wps="http://schemas.microsoft.com/office/word/2010/wordprocessingShape" mc:Ignorable="w14 w15 w16se w16cid w16 w16cex w16sdtdh w16sdtfl w16du wp14">
   <w:p>
     <w:pPr>
       <w:pStyle w:val="lfej"/>
@@ -4586,7 +4363,7 @@
 </file>
 
 <file path=word/header3.xml><?xml version="1.0" encoding="utf-8"?>
-<w:hdr xmlns:wpc="http://schemas.microsoft.com/office/word/2010/wordprocessingCanvas" xmlns:cx="http://schemas.microsoft.com/office/drawing/2014/chartex" xmlns:cx1="http://schemas.microsoft.com/office/drawing/2015/9/8/chartex" xmlns:cx2="http://schemas.microsoft.com/office/drawing/2015/10/21/chartex" xmlns:cx3="http://schemas.microsoft.com/office/drawing/2016/5/9/chartex" xmlns:cx4="http://schemas.microsoft.com/office/drawing/2016/5/10/chartex" xmlns:cx5="http://schemas.microsoft.com/office/drawing/2016/5/11/chartex" xmlns:cx6="http://schemas.microsoft.com/office/drawing/2016/5/12/chartex" xmlns:cx7="http://schemas.microsoft.com/office/drawing/2016/5/13/chartex" xmlns:cx8="http://schemas.microsoft.com/office/drawing/2016/5/14/chartex" xmlns:mc="http://schemas.openxmlformats.org/markup-compatibility/2006" xmlns:aink="http://schemas.microsoft.com/office/drawing/2016/ink" xmlns:am3d="http://schemas.microsoft.com/office/drawing/2017/model3d" xmlns:o="urn:schemas-microsoft-com:office:office" xmlns:r="http://schemas.openxmlformats.org/officeDocument/2006/relationships" xmlns:m="http://schemas.openxmlformats.org/officeDocument/2006/math" xmlns:v="urn:schemas-microsoft-com:vml" xmlns:wp14="http://schemas.microsoft.com/office/word/2010/wordprocessingDrawing" xmlns:wp="http://schemas.openxmlformats.org/drawingml/2006/wordprocessingDrawing" xmlns:w10="urn:schemas-microsoft-com:office:word" xmlns:w="http://schemas.openxmlformats.org/wordprocessingml/2006/main" xmlns:w14="http://schemas.microsoft.com/office/word/2010/wordml" xmlns:w15="http://schemas.microsoft.com/office/word/2012/wordml" xmlns:w16cex="http://schemas.microsoft.com/office/word/2018/wordml/cex" xmlns:w16cid="http://schemas.microsoft.com/office/word/2016/wordml/cid" xmlns:w16="http://schemas.microsoft.com/office/word/2018/wordml" xmlns:w16sdtdh="http://schemas.microsoft.com/office/word/2020/wordml/sdtdatahash" xmlns:w16se="http://schemas.microsoft.com/office/word/2015/wordml/symex" xmlns:wpg="http://schemas.microsoft.com/office/word/2010/wordprocessingGroup" xmlns:wpi="http://schemas.microsoft.com/office/word/2010/wordprocessingInk" xmlns:wne="http://schemas.microsoft.com/office/word/2006/wordml" xmlns:wps="http://schemas.microsoft.com/office/word/2010/wordprocessingShape" mc:Ignorable="w14 w15 w16se w16cid w16 w16cex w16sdtdh wp14">
+<w:hdr xmlns:wpc="http://schemas.microsoft.com/office/word/2010/wordprocessingCanvas" xmlns:cx="http://schemas.microsoft.com/office/drawing/2014/chartex" xmlns:cx1="http://schemas.microsoft.com/office/drawing/2015/9/8/chartex" xmlns:cx2="http://schemas.microsoft.com/office/drawing/2015/10/21/chartex" xmlns:cx3="http://schemas.microsoft.com/office/drawing/2016/5/9/chartex" xmlns:cx4="http://schemas.microsoft.com/office/drawing/2016/5/10/chartex" xmlns:cx5="http://schemas.microsoft.com/office/drawing/2016/5/11/chartex" xmlns:cx6="http://schemas.microsoft.com/office/drawing/2016/5/12/chartex" xmlns:cx7="http://schemas.microsoft.com/office/drawing/2016/5/13/chartex" xmlns:cx8="http://schemas.microsoft.com/office/drawing/2016/5/14/chartex" xmlns:mc="http://schemas.openxmlformats.org/markup-compatibility/2006" xmlns:aink="http://schemas.microsoft.com/office/drawing/2016/ink" xmlns:am3d="http://schemas.microsoft.com/office/drawing/2017/model3d" xmlns:o="urn:schemas-microsoft-com:office:office" xmlns:oel="http://schemas.microsoft.com/office/2019/extlst" xmlns:r="http://schemas.openxmlformats.org/officeDocument/2006/relationships" xmlns:m="http://schemas.openxmlformats.org/officeDocument/2006/math" xmlns:v="urn:schemas-microsoft-com:vml" xmlns:wp14="http://schemas.microsoft.com/office/word/2010/wordprocessingDrawing" xmlns:wp="http://schemas.openxmlformats.org/drawingml/2006/wordprocessingDrawing" xmlns:w10="urn:schemas-microsoft-com:office:word" xmlns:w="http://schemas.openxmlformats.org/wordprocessingml/2006/main" xmlns:w14="http://schemas.microsoft.com/office/word/2010/wordml" xmlns:w15="http://schemas.microsoft.com/office/word/2012/wordml" xmlns:w16cex="http://schemas.microsoft.com/office/word/2018/wordml/cex" xmlns:w16cid="http://schemas.microsoft.com/office/word/2016/wordml/cid" xmlns:w16="http://schemas.microsoft.com/office/word/2018/wordml" xmlns:w16du="http://schemas.microsoft.com/office/word/2023/wordml/word16du" xmlns:w16sdtdh="http://schemas.microsoft.com/office/word/2020/wordml/sdtdatahash" xmlns:w16sdtfl="http://schemas.microsoft.com/office/word/2024/wordml/sdtformatlock" xmlns:w16se="http://schemas.microsoft.com/office/word/2015/wordml/symex" xmlns:wpg="http://schemas.microsoft.com/office/word/2010/wordprocessingGroup" xmlns:wpi="http://schemas.microsoft.com/office/word/2010/wordprocessingInk" xmlns:wne="http://schemas.microsoft.com/office/word/2006/wordml" xmlns:wps="http://schemas.microsoft.com/office/word/2010/wordprocessingShape" mc:Ignorable="w14 w15 w16se w16cid w16 w16cex w16sdtdh w16sdtfl w16du wp14">
   <w:p>
     <w:pPr>
       <w:pStyle w:val="lfej"/>
@@ -4596,7 +4373,7 @@
 </file>
 
 <file path=word/numbering.xml><?xml version="1.0" encoding="utf-8"?>
-<w:numbering xmlns:wpc="http://schemas.microsoft.com/office/word/2010/wordprocessingCanvas" xmlns:cx="http://schemas.microsoft.com/office/drawing/2014/chartex" xmlns:cx1="http://schemas.microsoft.com/office/drawing/2015/9/8/chartex" xmlns:cx2="http://schemas.microsoft.com/office/drawing/2015/10/21/chartex" xmlns:cx3="http://schemas.microsoft.com/office/drawing/2016/5/9/chartex" xmlns:cx4="http://schemas.microsoft.com/office/drawing/2016/5/10/chartex" xmlns:cx5="http://schemas.microsoft.com/office/drawing/2016/5/11/chartex" xmlns:cx6="http://schemas.microsoft.com/office/drawing/2016/5/12/chartex" xmlns:cx7="http://schemas.microsoft.com/office/drawing/2016/5/13/chartex" xmlns:cx8="http://schemas.microsoft.com/office/drawing/2016/5/14/chartex" xmlns:mc="http://schemas.openxmlformats.org/markup-compatibility/2006" xmlns:aink="http://schemas.microsoft.com/office/drawing/2016/ink" xmlns:am3d="http://schemas.microsoft.com/office/drawing/2017/model3d" xmlns:o="urn:schemas-microsoft-com:office:office" xmlns:r="http://schemas.openxmlformats.org/officeDocument/2006/relationships" xmlns:m="http://schemas.openxmlformats.org/officeDocument/2006/math" xmlns:v="urn:schemas-microsoft-com:vml" xmlns:wp14="http://schemas.microsoft.com/office/word/2010/wordprocessingDrawing" xmlns:wp="http://schemas.openxmlformats.org/drawingml/2006/wordprocessingDrawing" xmlns:w10="urn:schemas-microsoft-com:office:word" xmlns:w="http://schemas.openxmlformats.org/wordprocessingml/2006/main" xmlns:w14="http://schemas.microsoft.com/office/word/2010/wordml" xmlns:w15="http://schemas.microsoft.com/office/word/2012/wordml" xmlns:w16cex="http://schemas.microsoft.com/office/word/2018/wordml/cex" xmlns:w16cid="http://schemas.microsoft.com/office/word/2016/wordml/cid" xmlns:w16="http://schemas.microsoft.com/office/word/2018/wordml" xmlns:w16sdtdh="http://schemas.microsoft.com/office/word/2020/wordml/sdtdatahash" xmlns:w16se="http://schemas.microsoft.com/office/word/2015/wordml/symex" xmlns:wpg="http://schemas.microsoft.com/office/word/2010/wordprocessingGroup" xmlns:wpi="http://schemas.microsoft.com/office/word/2010/wordprocessingInk" xmlns:wne="http://schemas.microsoft.com/office/word/2006/wordml" xmlns:wps="http://schemas.microsoft.com/office/word/2010/wordprocessingShape" mc:Ignorable="w14 w15 w16se w16cid w16 w16cex w16sdtdh wp14">
+<w:numbering xmlns:wpc="http://schemas.microsoft.com/office/word/2010/wordprocessingCanvas" xmlns:cx="http://schemas.microsoft.com/office/drawing/2014/chartex" xmlns:cx1="http://schemas.microsoft.com/office/drawing/2015/9/8/chartex" xmlns:cx2="http://schemas.microsoft.com/office/drawing/2015/10/21/chartex" xmlns:cx3="http://schemas.microsoft.com/office/drawing/2016/5/9/chartex" xmlns:cx4="http://schemas.microsoft.com/office/drawing/2016/5/10/chartex" xmlns:cx5="http://schemas.microsoft.com/office/drawing/2016/5/11/chartex" xmlns:cx6="http://schemas.microsoft.com/office/drawing/2016/5/12/chartex" xmlns:cx7="http://schemas.microsoft.com/office/drawing/2016/5/13/chartex" xmlns:cx8="http://schemas.microsoft.com/office/drawing/2016/5/14/chartex" xmlns:mc="http://schemas.openxmlformats.org/markup-compatibility/2006" xmlns:aink="http://schemas.microsoft.com/office/drawing/2016/ink" xmlns:am3d="http://schemas.microsoft.com/office/drawing/2017/model3d" xmlns:o="urn:schemas-microsoft-com:office:office" xmlns:oel="http://schemas.microsoft.com/office/2019/extlst" xmlns:r="http://schemas.openxmlformats.org/officeDocument/2006/relationships" xmlns:m="http://schemas.openxmlformats.org/officeDocument/2006/math" xmlns:v="urn:schemas-microsoft-com:vml" xmlns:wp14="http://schemas.microsoft.com/office/word/2010/wordprocessingDrawing" xmlns:wp="http://schemas.openxmlformats.org/drawingml/2006/wordprocessingDrawing" xmlns:w10="urn:schemas-microsoft-com:office:word" xmlns:w="http://schemas.openxmlformats.org/wordprocessingml/2006/main" xmlns:w14="http://schemas.microsoft.com/office/word/2010/wordml" xmlns:w15="http://schemas.microsoft.com/office/word/2012/wordml" xmlns:w16cex="http://schemas.microsoft.com/office/word/2018/wordml/cex" xmlns:w16cid="http://schemas.microsoft.com/office/word/2016/wordml/cid" xmlns:w16="http://schemas.microsoft.com/office/word/2018/wordml" xmlns:w16du="http://schemas.microsoft.com/office/word/2023/wordml/word16du" xmlns:w16sdtdh="http://schemas.microsoft.com/office/word/2020/wordml/sdtdatahash" xmlns:w16sdtfl="http://schemas.microsoft.com/office/word/2024/wordml/sdtformatlock" xmlns:w16se="http://schemas.microsoft.com/office/word/2015/wordml/symex" xmlns:wpg="http://schemas.microsoft.com/office/word/2010/wordprocessingGroup" xmlns:wpi="http://schemas.microsoft.com/office/word/2010/wordprocessingInk" xmlns:wne="http://schemas.microsoft.com/office/word/2006/wordml" xmlns:wps="http://schemas.microsoft.com/office/word/2010/wordprocessingShape" mc:Ignorable="w14 w15 w16se w16cid w16 w16cex w16sdtdh w16sdtfl w16du wp14">
   <w:abstractNum w:abstractNumId="0" w15:restartNumberingAfterBreak="0">
     <w:nsid w:val="0C52586A"/>
     <w:multiLevelType w:val="multilevel"/>
@@ -5910,6 +5687,155 @@
     </w:lvl>
   </w:abstractNum>
   <w:abstractNum w:abstractNumId="12" w15:restartNumberingAfterBreak="0">
+    <w:nsid w:val="787035A4"/>
+    <w:multiLevelType w:val="multilevel"/>
+    <w:tmpl w:val="3EBC1194"/>
+    <w:lvl w:ilvl="0">
+      <w:start w:val="1"/>
+      <w:numFmt w:val="bullet"/>
+      <w:lvlText w:val=""/>
+      <w:lvlJc w:val="left"/>
+      <w:pPr>
+        <w:tabs>
+          <w:tab w:val="num" w:pos="720"/>
+        </w:tabs>
+        <w:ind w:left="720" w:hanging="360"/>
+      </w:pPr>
+      <w:rPr>
+        <w:rFonts w:ascii="Symbol" w:hAnsi="Symbol" w:hint="default"/>
+        <w:sz w:val="20"/>
+      </w:rPr>
+    </w:lvl>
+    <w:lvl w:ilvl="1" w:tentative="1">
+      <w:start w:val="1"/>
+      <w:numFmt w:val="bullet"/>
+      <w:lvlText w:val="o"/>
+      <w:lvlJc w:val="left"/>
+      <w:pPr>
+        <w:tabs>
+          <w:tab w:val="num" w:pos="1440"/>
+        </w:tabs>
+        <w:ind w:left="1440" w:hanging="360"/>
+      </w:pPr>
+      <w:rPr>
+        <w:rFonts w:ascii="Courier New" w:hAnsi="Courier New" w:hint="default"/>
+        <w:sz w:val="20"/>
+      </w:rPr>
+    </w:lvl>
+    <w:lvl w:ilvl="2" w:tentative="1">
+      <w:start w:val="1"/>
+      <w:numFmt w:val="bullet"/>
+      <w:lvlText w:val=""/>
+      <w:lvlJc w:val="left"/>
+      <w:pPr>
+        <w:tabs>
+          <w:tab w:val="num" w:pos="2160"/>
+        </w:tabs>
+        <w:ind w:left="2160" w:hanging="360"/>
+      </w:pPr>
+      <w:rPr>
+        <w:rFonts w:ascii="Wingdings" w:hAnsi="Wingdings" w:hint="default"/>
+        <w:sz w:val="20"/>
+      </w:rPr>
+    </w:lvl>
+    <w:lvl w:ilvl="3" w:tentative="1">
+      <w:start w:val="1"/>
+      <w:numFmt w:val="bullet"/>
+      <w:lvlText w:val=""/>
+      <w:lvlJc w:val="left"/>
+      <w:pPr>
+        <w:tabs>
+          <w:tab w:val="num" w:pos="2880"/>
+        </w:tabs>
+        <w:ind w:left="2880" w:hanging="360"/>
+      </w:pPr>
+      <w:rPr>
+        <w:rFonts w:ascii="Wingdings" w:hAnsi="Wingdings" w:hint="default"/>
+        <w:sz w:val="20"/>
+      </w:rPr>
+    </w:lvl>
+    <w:lvl w:ilvl="4" w:tentative="1">
+      <w:start w:val="1"/>
+      <w:numFmt w:val="bullet"/>
+      <w:lvlText w:val=""/>
+      <w:lvlJc w:val="left"/>
+      <w:pPr>
+        <w:tabs>
+          <w:tab w:val="num" w:pos="3600"/>
+        </w:tabs>
+        <w:ind w:left="3600" w:hanging="360"/>
+      </w:pPr>
+      <w:rPr>
+        <w:rFonts w:ascii="Wingdings" w:hAnsi="Wingdings" w:hint="default"/>
+        <w:sz w:val="20"/>
+      </w:rPr>
+    </w:lvl>
+    <w:lvl w:ilvl="5" w:tentative="1">
+      <w:start w:val="1"/>
+      <w:numFmt w:val="bullet"/>
+      <w:lvlText w:val=""/>
+      <w:lvlJc w:val="left"/>
+      <w:pPr>
+        <w:tabs>
+          <w:tab w:val="num" w:pos="4320"/>
+        </w:tabs>
+        <w:ind w:left="4320" w:hanging="360"/>
+      </w:pPr>
+      <w:rPr>
+        <w:rFonts w:ascii="Wingdings" w:hAnsi="Wingdings" w:hint="default"/>
+        <w:sz w:val="20"/>
+      </w:rPr>
+    </w:lvl>
+    <w:lvl w:ilvl="6" w:tentative="1">
+      <w:start w:val="1"/>
+      <w:numFmt w:val="bullet"/>
+      <w:lvlText w:val=""/>
+      <w:lvlJc w:val="left"/>
+      <w:pPr>
+        <w:tabs>
+          <w:tab w:val="num" w:pos="5040"/>
+        </w:tabs>
+        <w:ind w:left="5040" w:hanging="360"/>
+      </w:pPr>
+      <w:rPr>
+        <w:rFonts w:ascii="Wingdings" w:hAnsi="Wingdings" w:hint="default"/>
+        <w:sz w:val="20"/>
+      </w:rPr>
+    </w:lvl>
+    <w:lvl w:ilvl="7" w:tentative="1">
+      <w:start w:val="1"/>
+      <w:numFmt w:val="bullet"/>
+      <w:lvlText w:val=""/>
+      <w:lvlJc w:val="left"/>
+      <w:pPr>
+        <w:tabs>
+          <w:tab w:val="num" w:pos="5760"/>
+        </w:tabs>
+        <w:ind w:left="5760" w:hanging="360"/>
+      </w:pPr>
+      <w:rPr>
+        <w:rFonts w:ascii="Wingdings" w:hAnsi="Wingdings" w:hint="default"/>
+        <w:sz w:val="20"/>
+      </w:rPr>
+    </w:lvl>
+    <w:lvl w:ilvl="8" w:tentative="1">
+      <w:start w:val="1"/>
+      <w:numFmt w:val="bullet"/>
+      <w:lvlText w:val=""/>
+      <w:lvlJc w:val="left"/>
+      <w:pPr>
+        <w:tabs>
+          <w:tab w:val="num" w:pos="6480"/>
+        </w:tabs>
+        <w:ind w:left="6480" w:hanging="360"/>
+      </w:pPr>
+      <w:rPr>
+        <w:rFonts w:ascii="Wingdings" w:hAnsi="Wingdings" w:hint="default"/>
+        <w:sz w:val="20"/>
+      </w:rPr>
+    </w:lvl>
+  </w:abstractNum>
+  <w:abstractNum w:abstractNumId="13" w15:restartNumberingAfterBreak="0">
     <w:nsid w:val="7AA558AC"/>
     <w:multiLevelType w:val="multilevel"/>
     <w:tmpl w:val="21E0DE86"/>
@@ -6025,7 +5951,7 @@
       </w:rPr>
     </w:lvl>
   </w:abstractNum>
-  <w:abstractNum w:abstractNumId="13" w15:restartNumberingAfterBreak="0">
+  <w:abstractNum w:abstractNumId="14" w15:restartNumberingAfterBreak="0">
     <w:nsid w:val="7D130323"/>
     <w:multiLevelType w:val="multilevel"/>
     <w:tmpl w:val="268E892A"/>
@@ -6111,56 +6037,59 @@
       </w:pPr>
     </w:lvl>
   </w:abstractNum>
-  <w:num w:numId="1">
-    <w:abstractNumId w:val="12"/>
+  <w:num w:numId="1" w16cid:durableId="1212571866">
+    <w:abstractNumId w:val="13"/>
   </w:num>
-  <w:num w:numId="2">
+  <w:num w:numId="2" w16cid:durableId="690761563">
     <w:abstractNumId w:val="1"/>
   </w:num>
-  <w:num w:numId="3">
-    <w:abstractNumId w:val="12"/>
+  <w:num w:numId="3" w16cid:durableId="2080513835">
+    <w:abstractNumId w:val="13"/>
   </w:num>
-  <w:num w:numId="4">
+  <w:num w:numId="4" w16cid:durableId="401024283">
     <w:abstractNumId w:val="5"/>
   </w:num>
-  <w:num w:numId="5">
+  <w:num w:numId="5" w16cid:durableId="1035279011">
     <w:abstractNumId w:val="4"/>
   </w:num>
-  <w:num w:numId="6">
+  <w:num w:numId="6" w16cid:durableId="180510536">
     <w:abstractNumId w:val="3"/>
   </w:num>
-  <w:num w:numId="7">
+  <w:num w:numId="7" w16cid:durableId="967974107">
     <w:abstractNumId w:val="10"/>
   </w:num>
-  <w:num w:numId="8">
+  <w:num w:numId="8" w16cid:durableId="1819225105">
     <w:abstractNumId w:val="9"/>
   </w:num>
-  <w:num w:numId="9">
-    <w:abstractNumId w:val="13"/>
+  <w:num w:numId="9" w16cid:durableId="1146319877">
+    <w:abstractNumId w:val="14"/>
   </w:num>
-  <w:num w:numId="10">
+  <w:num w:numId="10" w16cid:durableId="1156653901">
     <w:abstractNumId w:val="7"/>
   </w:num>
-  <w:num w:numId="11">
+  <w:num w:numId="11" w16cid:durableId="1024936215">
     <w:abstractNumId w:val="0"/>
   </w:num>
-  <w:num w:numId="12">
+  <w:num w:numId="12" w16cid:durableId="854150281">
     <w:abstractNumId w:val="11"/>
   </w:num>
-  <w:num w:numId="13">
+  <w:num w:numId="13" w16cid:durableId="1335913126">
     <w:abstractNumId w:val="8"/>
   </w:num>
-  <w:num w:numId="14">
+  <w:num w:numId="14" w16cid:durableId="116070901">
     <w:abstractNumId w:val="2"/>
   </w:num>
-  <w:num w:numId="15">
+  <w:num w:numId="15" w16cid:durableId="1347638919">
     <w:abstractNumId w:val="6"/>
+  </w:num>
+  <w:num w:numId="16" w16cid:durableId="1406800822">
+    <w:abstractNumId w:val="12"/>
   </w:num>
 </w:numbering>
 </file>
 
 <file path=word/styles.xml><?xml version="1.0" encoding="utf-8"?>
-<w:styles xmlns:mc="http://schemas.openxmlformats.org/markup-compatibility/2006" xmlns:r="http://schemas.openxmlformats.org/officeDocument/2006/relationships" xmlns:w="http://schemas.openxmlformats.org/wordprocessingml/2006/main" xmlns:w14="http://schemas.microsoft.com/office/word/2010/wordml" xmlns:w15="http://schemas.microsoft.com/office/word/2012/wordml" xmlns:w16cex="http://schemas.microsoft.com/office/word/2018/wordml/cex" xmlns:w16cid="http://schemas.microsoft.com/office/word/2016/wordml/cid" xmlns:w16="http://schemas.microsoft.com/office/word/2018/wordml" xmlns:w16sdtdh="http://schemas.microsoft.com/office/word/2020/wordml/sdtdatahash" xmlns:w16se="http://schemas.microsoft.com/office/word/2015/wordml/symex" mc:Ignorable="w14 w15 w16se w16cid w16 w16cex w16sdtdh">
+<w:styles xmlns:mc="http://schemas.openxmlformats.org/markup-compatibility/2006" xmlns:r="http://schemas.openxmlformats.org/officeDocument/2006/relationships" xmlns:w="http://schemas.openxmlformats.org/wordprocessingml/2006/main" xmlns:w14="http://schemas.microsoft.com/office/word/2010/wordml" xmlns:w15="http://schemas.microsoft.com/office/word/2012/wordml" xmlns:w16cex="http://schemas.microsoft.com/office/word/2018/wordml/cex" xmlns:w16cid="http://schemas.microsoft.com/office/word/2016/wordml/cid" xmlns:w16="http://schemas.microsoft.com/office/word/2018/wordml" xmlns:w16du="http://schemas.microsoft.com/office/word/2023/wordml/word16du" xmlns:w16sdtdh="http://schemas.microsoft.com/office/word/2020/wordml/sdtdatahash" xmlns:w16sdtfl="http://schemas.microsoft.com/office/word/2024/wordml/sdtformatlock" xmlns:w16se="http://schemas.microsoft.com/office/word/2015/wordml/symex" mc:Ignorable="w14 w15 w16se w16cid w16 w16cex w16sdtdh w16sdtfl w16du">
   <w:docDefaults>
     <w:rPrDefault>
       <w:rPr>
@@ -6680,7 +6609,6 @@
   <w:style w:type="character" w:default="1" w:styleId="Bekezdsalapbettpusa">
     <w:name w:val="Default Paragraph Font"/>
     <w:uiPriority w:val="1"/>
-    <w:semiHidden/>
     <w:unhideWhenUsed/>
   </w:style>
   <w:style w:type="table" w:default="1" w:styleId="Normltblzat">
